--- a/LT_RIGO_001_2026-MODELO.docx
+++ b/LT_RIGO_001_2026-MODELO.docx
@@ -9,16 +9,16 @@
         <w:rPr>
           <w:rFonts w:cs="Arial"/>
           <w:b/>
-          <w:sz w:val="110"/>
-          <w:szCs w:val="110"/>
+          <w:sz w:val="98"/>
+          <w:szCs w:val="98"/>
         </w:rPr>
       </w:pPr>
       <w:r>
         <w:rPr>
           <w:rFonts w:cs="Arial"/>
           <w:b/>
-          <w:sz w:val="110"/>
-          <w:szCs w:val="110"/>
+          <w:sz w:val="98"/>
+          <w:szCs w:val="98"/>
         </w:rPr>
         <w:t>Laudo Técnico</w:t>
       </w:r>
@@ -74,7 +74,6 @@
           <w:szCs w:val="30"/>
         </w:rPr>
       </w:pPr>
-      <w:proofErr w:type="gramStart"/>
       <w:r>
         <w:rPr>
           <w:rFonts w:cs="Arial"/>
@@ -84,7 +83,24 @@
         </w:rPr>
         <w:t xml:space="preserve">{{ </w:t>
       </w:r>
-      <w:proofErr w:type="spellStart"/>
+      <w:r>
+        <w:rPr>
+          <w:rFonts w:cs="Arial"/>
+          <w:bCs/>
+          <w:sz w:val="18"/>
+          <w:szCs w:val="18"/>
+        </w:rPr>
+        <w:t>foto_fachada</w:t>
+      </w:r>
+      <w:r>
+        <w:rPr>
+          <w:rFonts w:cs="Arial"/>
+          <w:b/>
+          <w:sz w:val="18"/>
+          <w:szCs w:val="18"/>
+        </w:rPr>
+        <w:t xml:space="preserve"> </w:t>
+      </w:r>
       <w:r>
         <w:rPr>
           <w:rFonts w:cs="Arial"/>
@@ -92,9 +108,20 @@
           <w:sz w:val="30"/>
           <w:szCs w:val="30"/>
         </w:rPr>
-        <w:t>foto</w:t>
-      </w:r>
-      <w:proofErr w:type="gramEnd"/>
+        <w:t>}}</w:t>
+      </w:r>
+    </w:p>
+    <w:p>
+      <w:pPr>
+        <w:spacing w:line="240" w:lineRule="auto"/>
+        <w:jc w:val="center"/>
+        <w:rPr>
+          <w:rFonts w:cs="Arial"/>
+          <w:b/>
+          <w:sz w:val="28"/>
+          <w:szCs w:val="28"/>
+        </w:rPr>
+      </w:pPr>
       <w:r>
         <w:rPr>
           <w:rFonts w:cs="Arial"/>
@@ -102,9 +129,35 @@
           <w:sz w:val="30"/>
           <w:szCs w:val="30"/>
         </w:rPr>
-        <w:t>_</w:t>
-      </w:r>
-      <w:proofErr w:type="gramStart"/>
+        <w:t xml:space="preserve">{{ </w:t>
+      </w:r>
+      <w:r>
+        <w:rPr>
+          <w:rFonts w:cs="Arial"/>
+          <w:b/>
+          <w:sz w:val="28"/>
+          <w:szCs w:val="28"/>
+        </w:rPr>
+        <w:t>Endere</w:t>
+      </w:r>
+      <w:r>
+        <w:rPr>
+          <w:rFonts w:cs="Arial"/>
+          <w:b/>
+          <w:sz w:val="28"/>
+          <w:szCs w:val="28"/>
+        </w:rPr>
+        <w:t>c</w:t>
+      </w:r>
+      <w:r>
+        <w:rPr>
+          <w:rFonts w:cs="Arial"/>
+          <w:b/>
+          <w:sz w:val="28"/>
+          <w:szCs w:val="28"/>
+        </w:rPr>
+        <w:t>o</w:t>
+      </w:r>
       <w:r>
         <w:rPr>
           <w:rFonts w:cs="Arial"/>
@@ -112,32 +165,12 @@
           <w:sz w:val="30"/>
           <w:szCs w:val="30"/>
         </w:rPr>
-        <w:t>fachada</w:t>
-      </w:r>
-      <w:proofErr w:type="spellEnd"/>
-      <w:r>
-        <w:rPr>
-          <w:rFonts w:cs="Arial"/>
-          <w:b/>
-          <w:sz w:val="30"/>
-          <w:szCs w:val="30"/>
-        </w:rPr>
-        <w:t xml:space="preserve"> }</w:t>
-      </w:r>
-      <w:proofErr w:type="gramEnd"/>
-      <w:r>
-        <w:rPr>
-          <w:rFonts w:cs="Arial"/>
-          <w:b/>
-          <w:sz w:val="30"/>
-          <w:szCs w:val="30"/>
-        </w:rPr>
-        <w:t>}</w:t>
-      </w:r>
-    </w:p>
-    <w:p>
-      <w:pPr>
-        <w:spacing w:line="240" w:lineRule="auto"/>
+        <w:t xml:space="preserve"> }}</w:t>
+      </w:r>
+    </w:p>
+    <w:p>
+      <w:pPr>
+        <w:spacing w:after="0" w:line="276" w:lineRule="auto"/>
         <w:jc w:val="center"/>
         <w:rPr>
           <w:rFonts w:cs="Arial"/>
@@ -146,55 +179,6 @@
           <w:szCs w:val="28"/>
         </w:rPr>
       </w:pPr>
-      <w:proofErr w:type="gramStart"/>
-      <w:r>
-        <w:rPr>
-          <w:rFonts w:cs="Arial"/>
-          <w:b/>
-          <w:sz w:val="30"/>
-          <w:szCs w:val="30"/>
-        </w:rPr>
-        <w:t xml:space="preserve">{{ </w:t>
-      </w:r>
-      <w:proofErr w:type="spellStart"/>
-      <w:r>
-        <w:rPr>
-          <w:rFonts w:cs="Arial"/>
-          <w:b/>
-          <w:sz w:val="30"/>
-          <w:szCs w:val="30"/>
-        </w:rPr>
-        <w:t>Endere</w:t>
-      </w:r>
-      <w:r>
-        <w:rPr>
-          <w:rFonts w:cs="Arial"/>
-          <w:b/>
-          <w:sz w:val="30"/>
-          <w:szCs w:val="30"/>
-        </w:rPr>
-        <w:t>c</w:t>
-      </w:r>
-      <w:r>
-        <w:rPr>
-          <w:rFonts w:cs="Arial"/>
-          <w:b/>
-          <w:sz w:val="30"/>
-          <w:szCs w:val="30"/>
-        </w:rPr>
-        <w:t>o</w:t>
-      </w:r>
-      <w:proofErr w:type="spellEnd"/>
-      <w:proofErr w:type="gramEnd"/>
-      <w:r>
-        <w:rPr>
-          <w:rFonts w:cs="Arial"/>
-          <w:b/>
-          <w:sz w:val="30"/>
-          <w:szCs w:val="30"/>
-        </w:rPr>
-        <w:t xml:space="preserve"> }}</w:t>
-      </w:r>
     </w:p>
     <w:p>
       <w:pPr>
@@ -215,22 +199,19 @@
         <w:rPr>
           <w:rFonts w:cs="Arial"/>
           <w:b/>
-          <w:sz w:val="28"/>
-          <w:szCs w:val="28"/>
-        </w:rPr>
-      </w:pPr>
-    </w:p>
-    <w:p>
-      <w:pPr>
-        <w:spacing w:after="0" w:line="276" w:lineRule="auto"/>
-        <w:jc w:val="center"/>
+          <w:sz w:val="32"/>
+          <w:szCs w:val="32"/>
+        </w:rPr>
+      </w:pPr>
+      <w:r>
         <w:rPr>
           <w:rFonts w:cs="Arial"/>
           <w:b/>
           <w:sz w:val="32"/>
           <w:szCs w:val="32"/>
         </w:rPr>
-      </w:pPr>
+        <w:t xml:space="preserve">Informações do </w:t>
+      </w:r>
       <w:r>
         <w:rPr>
           <w:rFonts w:cs="Arial"/>
@@ -238,7 +219,7 @@
           <w:sz w:val="32"/>
           <w:szCs w:val="32"/>
         </w:rPr>
-        <w:t xml:space="preserve">Informações do </w:t>
+        <w:t>Solicitante</w:t>
       </w:r>
       <w:r>
         <w:rPr>
@@ -247,15 +228,6 @@
           <w:sz w:val="32"/>
           <w:szCs w:val="32"/>
         </w:rPr>
-        <w:t>Solicitante</w:t>
-      </w:r>
-      <w:r>
-        <w:rPr>
-          <w:rFonts w:cs="Arial"/>
-          <w:b/>
-          <w:sz w:val="32"/>
-          <w:szCs w:val="32"/>
-        </w:rPr>
         <w:t>:</w:t>
       </w:r>
     </w:p>
@@ -286,33 +258,115 @@
         </w:rPr>
         <w:t xml:space="preserve">Nome: </w:t>
       </w:r>
-      <w:proofErr w:type="gramStart"/>
+      <w:r>
+        <w:rPr>
+          <w:rFonts w:cs="Arial"/>
+          <w:bCs/>
+          <w:szCs w:val="24"/>
+        </w:rPr>
+        <w:t>{{ nome }}</w:t>
+      </w:r>
+    </w:p>
+    <w:p>
+      <w:pPr>
+        <w:spacing w:line="360" w:lineRule="auto"/>
+        <w:rPr>
+          <w:rFonts w:cs="Arial"/>
+          <w:bCs/>
+          <w:szCs w:val="24"/>
+        </w:rPr>
+      </w:pPr>
       <w:r>
         <w:rPr>
           <w:rFonts w:cs="Arial"/>
           <w:b/>
           <w:szCs w:val="24"/>
         </w:rPr>
-        <w:t>{{ nome</w:t>
-      </w:r>
-      <w:proofErr w:type="gramEnd"/>
-      <w:r>
+        <w:t xml:space="preserve">CPF: </w:t>
+      </w:r>
+      <w:r>
+        <w:rPr>
+          <w:rFonts w:cs="Arial"/>
+          <w:bCs/>
+          <w:szCs w:val="24"/>
+        </w:rPr>
+        <w:t xml:space="preserve">{{ </w:t>
+      </w:r>
+      <w:r>
+        <w:rPr>
+          <w:rFonts w:cs="Arial"/>
+          <w:bCs/>
+          <w:szCs w:val="24"/>
+        </w:rPr>
+        <w:t>cpf</w:t>
+      </w:r>
+      <w:r>
+        <w:rPr>
+          <w:rFonts w:cs="Arial"/>
+          <w:bCs/>
+          <w:szCs w:val="24"/>
+        </w:rPr>
+        <w:t xml:space="preserve"> }}</w:t>
+      </w:r>
+    </w:p>
+    <w:p>
+      <w:pPr>
+        <w:spacing w:line="360" w:lineRule="auto"/>
         <w:rPr>
           <w:rFonts w:cs="Arial"/>
           <w:b/>
           <w:szCs w:val="24"/>
         </w:rPr>
-        <w:t xml:space="preserve"> }}</w:t>
-      </w:r>
-    </w:p>
-    <w:p>
-      <w:pPr>
-        <w:spacing w:line="360" w:lineRule="auto"/>
+      </w:pPr>
+      <w:r>
+        <w:rPr>
+          <w:rFonts w:cs="Arial"/>
+          <w:b/>
+          <w:szCs w:val="24"/>
+        </w:rPr>
+        <w:t xml:space="preserve">Apartamento: </w:t>
+      </w:r>
+      <w:r>
         <w:rPr>
           <w:rFonts w:cs="Arial"/>
           <w:bCs/>
           <w:szCs w:val="24"/>
         </w:rPr>
+        <w:t xml:space="preserve">{{ </w:t>
+      </w:r>
+      <w:r>
+        <w:rPr>
+          <w:rFonts w:cs="Arial"/>
+          <w:bCs/>
+          <w:szCs w:val="24"/>
+        </w:rPr>
+        <w:t>a</w:t>
+      </w:r>
+      <w:r>
+        <w:rPr>
+          <w:rFonts w:cs="Arial"/>
+          <w:bCs/>
+          <w:szCs w:val="24"/>
+        </w:rPr>
+        <w:t>partamento</w:t>
+      </w:r>
+      <w:r>
+        <w:rPr>
+          <w:rFonts w:cs="Arial"/>
+          <w:bCs/>
+          <w:szCs w:val="24"/>
+        </w:rPr>
+        <w:t xml:space="preserve"> }}</w:t>
+      </w:r>
+    </w:p>
+    <w:p>
+      <w:pPr>
+        <w:spacing w:line="360" w:lineRule="auto"/>
+        <w:rPr>
+          <w:rFonts w:cs="Arial"/>
+          <w:bCs/>
+          <w:szCs w:val="24"/>
+        </w:rPr>
       </w:pPr>
       <w:r>
         <w:rPr>
@@ -320,87 +374,155 @@
           <w:b/>
           <w:szCs w:val="24"/>
         </w:rPr>
-        <w:t xml:space="preserve">CPF: </w:t>
-      </w:r>
-      <w:proofErr w:type="gramStart"/>
+        <w:t xml:space="preserve">Torre: </w:t>
+      </w:r>
+      <w:r>
+        <w:rPr>
+          <w:rFonts w:cs="Arial"/>
+          <w:bCs/>
+          <w:szCs w:val="24"/>
+        </w:rPr>
+        <w:t xml:space="preserve">{{ </w:t>
+      </w:r>
+      <w:r>
+        <w:rPr>
+          <w:rFonts w:cs="Arial"/>
+          <w:bCs/>
+          <w:szCs w:val="24"/>
+        </w:rPr>
+        <w:t>t</w:t>
+      </w:r>
+      <w:r>
+        <w:rPr>
+          <w:rFonts w:cs="Arial"/>
+          <w:bCs/>
+          <w:szCs w:val="24"/>
+        </w:rPr>
+        <w:t>orre</w:t>
+      </w:r>
+      <w:r>
+        <w:rPr>
+          <w:rFonts w:cs="Arial"/>
+          <w:bCs/>
+          <w:szCs w:val="24"/>
+        </w:rPr>
+        <w:t xml:space="preserve"> }}</w:t>
+      </w:r>
+    </w:p>
+    <w:p>
+      <w:pPr>
+        <w:spacing w:line="360" w:lineRule="auto"/>
+        <w:rPr>
+          <w:rFonts w:cs="Arial"/>
+          <w:bCs/>
+          <w:szCs w:val="24"/>
+        </w:rPr>
+      </w:pPr>
       <w:r>
         <w:rPr>
           <w:rFonts w:cs="Arial"/>
           <w:b/>
           <w:szCs w:val="24"/>
         </w:rPr>
+        <w:t xml:space="preserve">Data da Vistoria: </w:t>
+      </w:r>
+      <w:r>
+        <w:rPr>
+          <w:rFonts w:cs="Arial"/>
+          <w:bCs/>
+          <w:szCs w:val="24"/>
+        </w:rPr>
         <w:t xml:space="preserve">{{ </w:t>
       </w:r>
-      <w:proofErr w:type="spellStart"/>
-      <w:r>
+      <w:r>
+        <w:rPr>
+          <w:rFonts w:cs="Arial"/>
+          <w:bCs/>
+          <w:szCs w:val="24"/>
+        </w:rPr>
+        <w:t>d</w:t>
+      </w:r>
+      <w:r>
+        <w:rPr>
+          <w:rFonts w:cs="Arial"/>
+          <w:bCs/>
+          <w:szCs w:val="24"/>
+        </w:rPr>
+        <w:t>ata</w:t>
+      </w:r>
+      <w:r>
+        <w:rPr>
+          <w:rFonts w:cs="Arial"/>
+          <w:bCs/>
+          <w:szCs w:val="24"/>
+        </w:rPr>
+        <w:t>_</w:t>
+      </w:r>
+      <w:r>
+        <w:rPr>
+          <w:rFonts w:cs="Arial"/>
+          <w:bCs/>
+          <w:szCs w:val="24"/>
+        </w:rPr>
+        <w:t>da</w:t>
+      </w:r>
+      <w:r>
+        <w:rPr>
+          <w:rFonts w:cs="Arial"/>
+          <w:bCs/>
+          <w:szCs w:val="24"/>
+        </w:rPr>
+        <w:t>_</w:t>
+      </w:r>
+      <w:r>
+        <w:rPr>
+          <w:rFonts w:cs="Arial"/>
+          <w:bCs/>
+          <w:szCs w:val="24"/>
+        </w:rPr>
+        <w:t>Vis</w:t>
+      </w:r>
+      <w:r>
+        <w:rPr>
+          <w:rFonts w:cs="Arial"/>
+          <w:bCs/>
+          <w:szCs w:val="24"/>
+        </w:rPr>
+        <w:t xml:space="preserve"> }}</w:t>
+      </w:r>
+    </w:p>
+    <w:p>
+      <w:pPr>
+        <w:spacing w:line="360" w:lineRule="auto"/>
         <w:rPr>
           <w:rFonts w:cs="Arial"/>
           <w:b/>
           <w:szCs w:val="24"/>
         </w:rPr>
-        <w:t>cpf</w:t>
-      </w:r>
-      <w:proofErr w:type="spellEnd"/>
-      <w:proofErr w:type="gramEnd"/>
+      </w:pPr>
       <w:r>
         <w:rPr>
           <w:rFonts w:cs="Arial"/>
           <w:b/>
           <w:szCs w:val="24"/>
         </w:rPr>
-        <w:t xml:space="preserve"> }}</w:t>
-      </w:r>
-    </w:p>
-    <w:p>
-      <w:pPr>
-        <w:spacing w:line="360" w:lineRule="auto"/>
+        <w:t>Engenheiro</w:t>
+      </w:r>
+      <w:r>
         <w:rPr>
           <w:rFonts w:cs="Arial"/>
           <w:b/>
           <w:szCs w:val="24"/>
         </w:rPr>
-      </w:pPr>
+        <w:t xml:space="preserve"> Responsável</w:t>
+      </w:r>
       <w:r>
         <w:rPr>
           <w:rFonts w:cs="Arial"/>
           <w:b/>
           <w:szCs w:val="24"/>
         </w:rPr>
-        <w:t xml:space="preserve">Apartamento: </w:t>
-      </w:r>
-      <w:proofErr w:type="gramStart"/>
-      <w:r>
-        <w:rPr>
-          <w:rFonts w:cs="Arial"/>
-          <w:b/>
-          <w:szCs w:val="24"/>
-        </w:rPr>
-        <w:t xml:space="preserve">{{ </w:t>
-      </w:r>
-      <w:r>
-        <w:rPr>
-          <w:rFonts w:cs="Arial"/>
-          <w:b/>
-          <w:szCs w:val="24"/>
-        </w:rPr>
-        <w:t>a</w:t>
-      </w:r>
-      <w:r>
-        <w:rPr>
-          <w:rFonts w:cs="Arial"/>
-          <w:b/>
-          <w:szCs w:val="24"/>
-        </w:rPr>
-        <w:t>partamento</w:t>
-      </w:r>
-      <w:proofErr w:type="gramEnd"/>
-      <w:r>
-        <w:rPr>
-          <w:rFonts w:cs="Arial"/>
-          <w:b/>
-          <w:szCs w:val="24"/>
-        </w:rPr>
-        <w:t xml:space="preserve"> }}</w:t>
+        <w:t>:</w:t>
       </w:r>
     </w:p>
     <w:p>
@@ -415,247 +537,149 @@
       <w:r>
         <w:rPr>
           <w:rFonts w:cs="Arial"/>
-          <w:b/>
-          <w:szCs w:val="24"/>
-        </w:rPr>
-        <w:t xml:space="preserve">Torre: </w:t>
-      </w:r>
-      <w:proofErr w:type="gramStart"/>
-      <w:r>
-        <w:rPr>
-          <w:rFonts w:cs="Arial"/>
-          <w:b/>
-          <w:szCs w:val="24"/>
-        </w:rPr>
-        <w:t xml:space="preserve">{{ </w:t>
-      </w:r>
-      <w:r>
-        <w:rPr>
-          <w:rFonts w:cs="Arial"/>
-          <w:b/>
-          <w:szCs w:val="24"/>
-        </w:rPr>
-        <w:t>t</w:t>
-      </w:r>
-      <w:r>
-        <w:rPr>
-          <w:rFonts w:cs="Arial"/>
-          <w:b/>
-          <w:szCs w:val="24"/>
-        </w:rPr>
-        <w:t>orre</w:t>
-      </w:r>
-      <w:proofErr w:type="gramEnd"/>
-      <w:r>
-        <w:rPr>
-          <w:rFonts w:cs="Arial"/>
-          <w:b/>
-          <w:szCs w:val="24"/>
-        </w:rPr>
-        <w:t xml:space="preserve"> }}</w:t>
-      </w:r>
-    </w:p>
-    <w:p>
-      <w:pPr>
-        <w:spacing w:line="360" w:lineRule="auto"/>
-        <w:rPr>
-          <w:rFonts w:cs="Arial"/>
           <w:bCs/>
           <w:szCs w:val="24"/>
         </w:rPr>
-      </w:pPr>
-      <w:r>
-        <w:rPr>
-          <w:rFonts w:cs="Arial"/>
-          <w:b/>
-          <w:szCs w:val="24"/>
-        </w:rPr>
-        <w:t xml:space="preserve">Data da Vistoria: </w:t>
-      </w:r>
-      <w:proofErr w:type="gramStart"/>
-      <w:r>
-        <w:rPr>
-          <w:rFonts w:cs="Arial"/>
-          <w:b/>
-          <w:szCs w:val="24"/>
-        </w:rPr>
-        <w:t xml:space="preserve">{{ </w:t>
-      </w:r>
-      <w:proofErr w:type="spellStart"/>
-      <w:r>
-        <w:rPr>
-          <w:rFonts w:cs="Arial"/>
-          <w:b/>
-          <w:szCs w:val="24"/>
-        </w:rPr>
-        <w:t>d</w:t>
-      </w:r>
-      <w:r>
-        <w:rPr>
-          <w:rFonts w:cs="Arial"/>
-          <w:b/>
-          <w:szCs w:val="24"/>
-        </w:rPr>
-        <w:t>ata</w:t>
-      </w:r>
-      <w:proofErr w:type="gramEnd"/>
-      <w:r>
-        <w:rPr>
-          <w:rFonts w:cs="Arial"/>
-          <w:b/>
-          <w:szCs w:val="24"/>
-        </w:rPr>
-        <w:t>_</w:t>
-      </w:r>
-      <w:r>
-        <w:rPr>
-          <w:rFonts w:cs="Arial"/>
-          <w:b/>
-          <w:szCs w:val="24"/>
-        </w:rPr>
-        <w:t>da</w:t>
-      </w:r>
-      <w:r>
-        <w:rPr>
-          <w:rFonts w:cs="Arial"/>
-          <w:b/>
-          <w:szCs w:val="24"/>
-        </w:rPr>
-        <w:t>_</w:t>
-      </w:r>
-      <w:proofErr w:type="gramStart"/>
-      <w:r>
-        <w:rPr>
-          <w:rFonts w:cs="Arial"/>
-          <w:b/>
-          <w:szCs w:val="24"/>
-        </w:rPr>
-        <w:t>Vis</w:t>
-      </w:r>
-      <w:proofErr w:type="spellEnd"/>
-      <w:r>
-        <w:rPr>
-          <w:rFonts w:cs="Arial"/>
-          <w:b/>
-          <w:szCs w:val="24"/>
-        </w:rPr>
-        <w:t xml:space="preserve"> }</w:t>
-      </w:r>
-      <w:proofErr w:type="gramEnd"/>
-      <w:r>
-        <w:rPr>
-          <w:rFonts w:cs="Arial"/>
-          <w:b/>
-          <w:szCs w:val="24"/>
-        </w:rPr>
-        <w:t>}</w:t>
-      </w:r>
-    </w:p>
-    <w:p>
-      <w:pPr>
-        <w:spacing w:line="360" w:lineRule="auto"/>
-        <w:rPr>
-          <w:rFonts w:cs="Arial"/>
-          <w:b/>
-          <w:szCs w:val="24"/>
-        </w:rPr>
-      </w:pPr>
-      <w:r>
-        <w:rPr>
-          <w:rFonts w:cs="Arial"/>
-          <w:b/>
-          <w:szCs w:val="24"/>
-        </w:rPr>
-        <w:t>Engenheiro</w:t>
-      </w:r>
-      <w:r>
-        <w:rPr>
-          <w:rFonts w:cs="Arial"/>
-          <w:b/>
-          <w:szCs w:val="24"/>
-        </w:rPr>
-        <w:t xml:space="preserve"> Responsável</w:t>
-      </w:r>
-      <w:r>
-        <w:rPr>
-          <w:rFonts w:cs="Arial"/>
-          <w:b/>
-          <w:szCs w:val="24"/>
-        </w:rPr>
-        <w:t>:</w:t>
-      </w:r>
-    </w:p>
-    <w:p>
-      <w:pPr>
-        <w:spacing w:line="360" w:lineRule="auto"/>
+        <w:t xml:space="preserve">Rodrigo </w:t>
+      </w:r>
+      <w:r>
         <w:rPr>
           <w:rFonts w:cs="Arial"/>
           <w:bCs/>
           <w:szCs w:val="24"/>
         </w:rPr>
-      </w:pPr>
+        <w:t xml:space="preserve">Sanches </w:t>
+      </w:r>
       <w:r>
         <w:rPr>
           <w:rFonts w:cs="Arial"/>
           <w:bCs/>
           <w:szCs w:val="24"/>
         </w:rPr>
-        <w:t xml:space="preserve">Rodrigo </w:t>
-      </w:r>
-      <w:r>
+        <w:t>Rigo</w:t>
+      </w:r>
+    </w:p>
+    <w:p>
+      <w:pPr>
+        <w:spacing w:line="360" w:lineRule="auto"/>
         <w:rPr>
           <w:rFonts w:cs="Arial"/>
           <w:bCs/>
           <w:szCs w:val="24"/>
         </w:rPr>
-        <w:t xml:space="preserve">Sanches </w:t>
-      </w:r>
+      </w:pPr>
       <w:r>
         <w:rPr>
           <w:rFonts w:cs="Arial"/>
           <w:bCs/>
           <w:szCs w:val="24"/>
         </w:rPr>
-        <w:t>Rigo</w:t>
-      </w:r>
-    </w:p>
-    <w:p>
-      <w:pPr>
-        <w:spacing w:line="360" w:lineRule="auto"/>
+        <w:t>CREA/SP: 5070787860</w:t>
+      </w:r>
+    </w:p>
+    <w:p>
+      <w:pPr>
+        <w:spacing w:line="276" w:lineRule="auto"/>
         <w:rPr>
           <w:rFonts w:cs="Arial"/>
           <w:bCs/>
           <w:szCs w:val="24"/>
         </w:rPr>
       </w:pPr>
-      <w:r>
+    </w:p>
+    <w:p>
+      <w:pPr>
+        <w:spacing w:line="276" w:lineRule="auto"/>
         <w:rPr>
           <w:rFonts w:cs="Arial"/>
           <w:bCs/>
           <w:szCs w:val="24"/>
         </w:rPr>
-        <w:t>CREA/SP: 5070787860</w:t>
-      </w:r>
-    </w:p>
-    <w:p>
-      <w:pPr>
-        <w:spacing w:line="276" w:lineRule="auto"/>
+      </w:pPr>
+    </w:p>
+    <w:p>
+      <w:pPr>
+        <w:spacing w:line="360" w:lineRule="auto"/>
+        <w:ind w:firstLine="851"/>
         <w:rPr>
           <w:rFonts w:cs="Arial"/>
           <w:bCs/>
           <w:szCs w:val="24"/>
         </w:rPr>
       </w:pPr>
-    </w:p>
-    <w:p>
-      <w:pPr>
-        <w:spacing w:line="276" w:lineRule="auto"/>
+      <w:r>
         <w:rPr>
           <w:rFonts w:cs="Arial"/>
           <w:bCs/>
           <w:szCs w:val="24"/>
         </w:rPr>
-      </w:pPr>
+        <w:t xml:space="preserve">Documento elaborado com base nas normas </w:t>
+      </w:r>
+      <w:r>
+        <w:rPr>
+          <w:rFonts w:cs="Arial"/>
+          <w:bCs/>
+          <w:szCs w:val="24"/>
+        </w:rPr>
+        <w:t xml:space="preserve">e legislações </w:t>
+      </w:r>
+      <w:r>
+        <w:rPr>
+          <w:rFonts w:cs="Arial"/>
+          <w:bCs/>
+          <w:szCs w:val="24"/>
+        </w:rPr>
+        <w:t xml:space="preserve">vigentes em destaque </w:t>
+      </w:r>
+      <w:r>
+        <w:rPr>
+          <w:rFonts w:cs="Arial"/>
+          <w:bCs/>
+          <w:szCs w:val="24"/>
+        </w:rPr>
+        <w:t>para a</w:t>
+      </w:r>
+      <w:r>
+        <w:rPr>
+          <w:rFonts w:cs="Arial"/>
+          <w:bCs/>
+          <w:szCs w:val="24"/>
+        </w:rPr>
+        <w:t xml:space="preserve"> NBR 13752 - Perícias de Engenharia na Construção Civil da ABNT (Associação Brasileira de Normas Técnicas)</w:t>
+      </w:r>
+      <w:r>
+        <w:rPr>
+          <w:rFonts w:cs="Arial"/>
+          <w:bCs/>
+          <w:szCs w:val="24"/>
+        </w:rPr>
+        <w:t xml:space="preserve">, </w:t>
+      </w:r>
+      <w:r>
+        <w:rPr>
+          <w:rFonts w:cs="Arial"/>
+          <w:bCs/>
+          <w:szCs w:val="24"/>
+        </w:rPr>
+        <w:t xml:space="preserve">também </w:t>
+      </w:r>
+      <w:r>
+        <w:rPr>
+          <w:rFonts w:cs="Arial"/>
+          <w:bCs/>
+          <w:szCs w:val="24"/>
+        </w:rPr>
+        <w:t xml:space="preserve">de acordo com a </w:t>
+      </w:r>
+      <w:r>
+        <w:rPr>
+          <w:rFonts w:cs="Arial"/>
+          <w:bCs/>
+          <w:szCs w:val="24"/>
+        </w:rPr>
+        <w:lastRenderedPageBreak/>
+        <w:t>Lei Federal 6194/66 e com base na Resolução nº 1.137/23 do CONFEA (Conselho Federal de Engenharia, Arquitetura e Agronomia).</w:t>
+      </w:r>
     </w:p>
     <w:p>
       <w:pPr>
@@ -673,104 +697,8 @@
           <w:bCs/>
           <w:szCs w:val="24"/>
         </w:rPr>
-        <w:t xml:space="preserve">Documento elaborado com base nas normas </w:t>
-      </w:r>
-      <w:r>
-        <w:rPr>
-          <w:rFonts w:cs="Arial"/>
-          <w:bCs/>
-          <w:szCs w:val="24"/>
-        </w:rPr>
-        <w:t xml:space="preserve">e legislações </w:t>
-      </w:r>
-      <w:r>
-        <w:rPr>
-          <w:rFonts w:cs="Arial"/>
-          <w:bCs/>
-          <w:szCs w:val="24"/>
-        </w:rPr>
-        <w:t xml:space="preserve">vigentes em destaque </w:t>
-      </w:r>
-      <w:r>
-        <w:rPr>
-          <w:rFonts w:cs="Arial"/>
-          <w:bCs/>
-          <w:szCs w:val="24"/>
-        </w:rPr>
-        <w:t>para a</w:t>
-      </w:r>
-      <w:r>
-        <w:rPr>
-          <w:rFonts w:cs="Arial"/>
-          <w:bCs/>
-          <w:szCs w:val="24"/>
-        </w:rPr>
-        <w:t xml:space="preserve"> NBR 13752 - Perícias de Engenharia na Construção Civil da ABNT (Associação Brasileira de Normas Técnicas)</w:t>
-      </w:r>
-      <w:r>
-        <w:rPr>
-          <w:rFonts w:cs="Arial"/>
-          <w:bCs/>
-          <w:szCs w:val="24"/>
-        </w:rPr>
-        <w:t xml:space="preserve">, </w:t>
-      </w:r>
-      <w:r>
-        <w:rPr>
-          <w:rFonts w:cs="Arial"/>
-          <w:bCs/>
-          <w:szCs w:val="24"/>
-        </w:rPr>
-        <w:t xml:space="preserve">também </w:t>
-      </w:r>
-      <w:r>
-        <w:rPr>
-          <w:rFonts w:cs="Arial"/>
-          <w:bCs/>
-          <w:szCs w:val="24"/>
-        </w:rPr>
-        <w:t xml:space="preserve">de acordo com a </w:t>
-      </w:r>
-      <w:r>
-        <w:rPr>
-          <w:rFonts w:cs="Arial"/>
-          <w:bCs/>
-          <w:szCs w:val="24"/>
-        </w:rPr>
-        <w:lastRenderedPageBreak/>
-        <w:t>Lei Federal 6194/66 e com base na Resolução nº 1.137/23 do CONFEA (Conselho Federal de Engenharia, Arquitetura e Agronomia).</w:t>
-      </w:r>
-    </w:p>
-    <w:p>
-      <w:pPr>
-        <w:spacing w:line="360" w:lineRule="auto"/>
-        <w:ind w:firstLine="851"/>
-        <w:rPr>
-          <w:rFonts w:cs="Arial"/>
-          <w:bCs/>
-          <w:szCs w:val="24"/>
-        </w:rPr>
-      </w:pPr>
-      <w:r>
-        <w:rPr>
-          <w:rFonts w:cs="Arial"/>
-          <w:bCs/>
-          <w:szCs w:val="24"/>
-        </w:rPr>
         <w:t>O objetivo deste documento é registrar possíveis anomalias encontradas durante a vistoria de recebimento de imóvel, com base no escopo de consultoria prestado no momento do atendimento junto ao cliente. Tais constatações foram realizadas de forma sensorial e baseada em vícios aparentes.</w:t>
       </w:r>
-    </w:p>
-    <w:p>
-      <w:pPr>
-        <w:spacing w:line="360" w:lineRule="auto"/>
-        <w:ind w:firstLine="567"/>
-        <w:rPr>
-          <w:rFonts w:cs="Arial"/>
-          <w:bCs/>
-          <w:sz w:val="28"/>
-          <w:szCs w:val="28"/>
-        </w:rPr>
-      </w:pPr>
     </w:p>
     <w:sdt>
       <w:sdtPr>
@@ -1467,13 +1395,8 @@
         <w:t xml:space="preserve"> impossibilitando a devida vistoria</w:t>
       </w:r>
       <w:r>
-        <w:t xml:space="preserve"> </w:t>
-      </w:r>
-      <w:proofErr w:type="gramStart"/>
-      <w:r>
-        <w:t>dos mesmos</w:t>
-      </w:r>
-      <w:proofErr w:type="gramEnd"/>
+        <w:t xml:space="preserve"> dos mesmos</w:t>
+      </w:r>
       <w:r>
         <w:t>.</w:t>
       </w:r>
@@ -2261,29 +2184,8 @@
       <w:pPr>
         <w:jc w:val="center"/>
       </w:pPr>
-      <w:proofErr w:type="gramStart"/>
-      <w:r>
-        <w:t xml:space="preserve">{{ </w:t>
-      </w:r>
-      <w:proofErr w:type="spellStart"/>
-      <w:r>
-        <w:t>item</w:t>
-      </w:r>
-      <w:proofErr w:type="gramEnd"/>
-      <w:r>
-        <w:t>.</w:t>
-      </w:r>
-      <w:proofErr w:type="gramStart"/>
-      <w:r>
-        <w:t>foto</w:t>
-      </w:r>
-      <w:proofErr w:type="spellEnd"/>
-      <w:r>
-        <w:t xml:space="preserve"> }</w:t>
-      </w:r>
-      <w:proofErr w:type="gramEnd"/>
-      <w:r>
-        <w:t>}</w:t>
+      <w:r>
+        <w:t>{{ item.foto }}</w:t>
       </w:r>
     </w:p>
     <w:p>
@@ -2303,9 +2205,8 @@
           <w:sz w:val="18"/>
           <w:szCs w:val="18"/>
         </w:rPr>
-        <w:t xml:space="preserve">Figura </w:t>
-      </w:r>
-      <w:proofErr w:type="gramStart"/>
+        <w:t xml:space="preserve">Figura {{ </w:t>
+      </w:r>
       <w:r>
         <w:rPr>
           <w:i/>
@@ -2313,9 +2214,8 @@
           <w:sz w:val="18"/>
           <w:szCs w:val="18"/>
         </w:rPr>
-        <w:t xml:space="preserve">{{ </w:t>
-      </w:r>
-      <w:proofErr w:type="spellStart"/>
+        <w:t>loop.index</w:t>
+      </w:r>
       <w:r>
         <w:rPr>
           <w:i/>
@@ -2323,9 +2223,8 @@
           <w:sz w:val="18"/>
           <w:szCs w:val="18"/>
         </w:rPr>
-        <w:t>loop</w:t>
-      </w:r>
-      <w:proofErr w:type="gramEnd"/>
+        <w:t xml:space="preserve"> }} – {{ </w:t>
+      </w:r>
       <w:r>
         <w:rPr>
           <w:i/>
@@ -2333,9 +2232,8 @@
           <w:sz w:val="18"/>
           <w:szCs w:val="18"/>
         </w:rPr>
-        <w:t>.</w:t>
-      </w:r>
-      <w:proofErr w:type="gramStart"/>
+        <w:t>item.legenda</w:t>
+      </w:r>
       <w:r>
         <w:rPr>
           <w:i/>
@@ -2343,87 +2241,7 @@
           <w:sz w:val="18"/>
           <w:szCs w:val="18"/>
         </w:rPr>
-        <w:t>index</w:t>
-      </w:r>
-      <w:proofErr w:type="spellEnd"/>
-      <w:r>
-        <w:rPr>
-          <w:i/>
-          <w:iCs/>
-          <w:sz w:val="18"/>
-          <w:szCs w:val="18"/>
-        </w:rPr>
-        <w:t xml:space="preserve"> }</w:t>
-      </w:r>
-      <w:proofErr w:type="gramEnd"/>
-      <w:r>
-        <w:rPr>
-          <w:i/>
-          <w:iCs/>
-          <w:sz w:val="18"/>
-          <w:szCs w:val="18"/>
-        </w:rPr>
-        <w:t xml:space="preserve">} – </w:t>
-      </w:r>
-      <w:proofErr w:type="gramStart"/>
-      <w:r>
-        <w:rPr>
-          <w:i/>
-          <w:iCs/>
-          <w:sz w:val="18"/>
-          <w:szCs w:val="18"/>
-        </w:rPr>
-        <w:t xml:space="preserve">{{ </w:t>
-      </w:r>
-      <w:proofErr w:type="spellStart"/>
-      <w:r>
-        <w:rPr>
-          <w:i/>
-          <w:iCs/>
-          <w:sz w:val="18"/>
-          <w:szCs w:val="18"/>
-        </w:rPr>
-        <w:t>item</w:t>
-      </w:r>
-      <w:proofErr w:type="gramEnd"/>
-      <w:r>
-        <w:rPr>
-          <w:i/>
-          <w:iCs/>
-          <w:sz w:val="18"/>
-          <w:szCs w:val="18"/>
-        </w:rPr>
-        <w:t>.</w:t>
-      </w:r>
-      <w:proofErr w:type="gramStart"/>
-      <w:r>
-        <w:rPr>
-          <w:i/>
-          <w:iCs/>
-          <w:sz w:val="18"/>
-          <w:szCs w:val="18"/>
-        </w:rPr>
-        <w:t>legenda</w:t>
-      </w:r>
-      <w:proofErr w:type="spellEnd"/>
-      <w:r>
-        <w:rPr>
-          <w:i/>
-          <w:iCs/>
-          <w:sz w:val="18"/>
-          <w:szCs w:val="18"/>
-        </w:rPr>
-        <w:t xml:space="preserve"> }</w:t>
-      </w:r>
-      <w:proofErr w:type="gramEnd"/>
-      <w:r>
-        <w:rPr>
-          <w:i/>
-          <w:iCs/>
-          <w:sz w:val="18"/>
-          <w:szCs w:val="18"/>
-        </w:rPr>
-        <w:t>}</w:t>
+        <w:t xml:space="preserve"> }}</w:t>
       </w:r>
     </w:p>
     <w:p>
@@ -2431,15 +2249,7 @@
         <w:jc w:val="center"/>
       </w:pPr>
       <w:r>
-        <w:t xml:space="preserve">{% </w:t>
-      </w:r>
-      <w:proofErr w:type="spellStart"/>
-      <w:r>
-        <w:t>endfor</w:t>
-      </w:r>
-      <w:proofErr w:type="spellEnd"/>
-      <w:r>
-        <w:t xml:space="preserve"> %}</w:t>
+        <w:t>{% endfor %}</w:t>
       </w:r>
     </w:p>
     <w:p>
@@ -2493,73 +2303,26 @@
       <w:r>
         <w:t xml:space="preserve">São Paulo, SP, </w:t>
       </w:r>
-      <w:proofErr w:type="gramStart"/>
-      <w:r>
-        <w:t xml:space="preserve">{{ </w:t>
-      </w:r>
-      <w:proofErr w:type="spellStart"/>
-      <w:r>
-        <w:t>dia</w:t>
-      </w:r>
-      <w:proofErr w:type="gramEnd"/>
-      <w:r>
-        <w:t>_</w:t>
-      </w:r>
-      <w:proofErr w:type="gramStart"/>
-      <w:r>
-        <w:t>laudo</w:t>
-      </w:r>
-      <w:proofErr w:type="spellEnd"/>
-      <w:r>
-        <w:t xml:space="preserve"> }</w:t>
-      </w:r>
-      <w:proofErr w:type="gramEnd"/>
-      <w:r>
-        <w:t xml:space="preserve">} </w:t>
+      <w:r>
+        <w:t xml:space="preserve">{{ dia_laudo }} </w:t>
       </w:r>
       <w:r>
         <w:t xml:space="preserve">de </w:t>
       </w:r>
-      <w:proofErr w:type="gramStart"/>
-      <w:r>
-        <w:t xml:space="preserve">{{ </w:t>
-      </w:r>
-      <w:proofErr w:type="spellStart"/>
-      <w:r>
-        <w:t>m</w:t>
+      <w:r>
+        <w:t>{{ m</w:t>
       </w:r>
       <w:r>
         <w:t>e</w:t>
       </w:r>
       <w:r>
-        <w:t>s</w:t>
-      </w:r>
-      <w:proofErr w:type="gramEnd"/>
-      <w:r>
-        <w:t>_laudo_</w:t>
-      </w:r>
-      <w:proofErr w:type="gramStart"/>
-      <w:r>
-        <w:t>extenso</w:t>
-      </w:r>
-      <w:proofErr w:type="spellEnd"/>
-      <w:r>
-        <w:t xml:space="preserve"> }</w:t>
-      </w:r>
-      <w:proofErr w:type="gramEnd"/>
-      <w:r>
-        <w:t>}</w:t>
+        <w:t>s_laudo_extenso }}</w:t>
       </w:r>
       <w:r>
         <w:t xml:space="preserve"> de </w:t>
       </w:r>
-      <w:proofErr w:type="gramStart"/>
-      <w:r>
-        <w:t>{{ ano</w:t>
-      </w:r>
-      <w:proofErr w:type="gramEnd"/>
-      <w:r>
-        <w:t xml:space="preserve"> }}</w:t>
+      <w:r>
+        <w:t>{{ ano }}</w:t>
       </w:r>
     </w:p>
     <w:p/>
@@ -2657,15 +2420,7 @@
         <w:t>nº</w:t>
       </w:r>
       <w:r>
-        <w:t xml:space="preserve"> 813 da </w:t>
-      </w:r>
-      <w:proofErr w:type="spellStart"/>
-      <w:r>
-        <w:t>Adpat</w:t>
-      </w:r>
-      <w:proofErr w:type="spellEnd"/>
-      <w:r>
-        <w:t xml:space="preserve"> Brasil</w:t>
+        <w:t xml:space="preserve"> 813 da Adpat Brasil</w:t>
       </w:r>
     </w:p>
     <w:sectPr>

--- a/LT_RIGO_001_2026-MODELO.docx
+++ b/LT_RIGO_001_2026-MODELO.docx
@@ -74,6 +74,7 @@
           <w:szCs w:val="30"/>
         </w:rPr>
       </w:pPr>
+      <w:proofErr w:type="gramStart"/>
       <w:r>
         <w:rPr>
           <w:rFonts w:cs="Arial"/>
@@ -83,6 +84,7 @@
         </w:rPr>
         <w:t xml:space="preserve">{{ </w:t>
       </w:r>
+      <w:proofErr w:type="spellStart"/>
       <w:r>
         <w:rPr>
           <w:rFonts w:cs="Arial"/>
@@ -90,8 +92,29 @@
           <w:sz w:val="18"/>
           <w:szCs w:val="18"/>
         </w:rPr>
-        <w:t>foto_fachada</w:t>
-      </w:r>
+        <w:t>foto</w:t>
+      </w:r>
+      <w:proofErr w:type="gramEnd"/>
+      <w:r>
+        <w:rPr>
+          <w:rFonts w:cs="Arial"/>
+          <w:bCs/>
+          <w:sz w:val="18"/>
+          <w:szCs w:val="18"/>
+        </w:rPr>
+        <w:t>_</w:t>
+      </w:r>
+      <w:proofErr w:type="gramStart"/>
+      <w:r>
+        <w:rPr>
+          <w:rFonts w:cs="Arial"/>
+          <w:bCs/>
+          <w:sz w:val="18"/>
+          <w:szCs w:val="18"/>
+        </w:rPr>
+        <w:t>fachada</w:t>
+      </w:r>
+      <w:proofErr w:type="spellEnd"/>
       <w:r>
         <w:rPr>
           <w:rFonts w:cs="Arial"/>
@@ -108,7 +131,17 @@
           <w:sz w:val="30"/>
           <w:szCs w:val="30"/>
         </w:rPr>
-        <w:t>}}</w:t>
+        <w:t>}</w:t>
+      </w:r>
+      <w:proofErr w:type="gramEnd"/>
+      <w:r>
+        <w:rPr>
+          <w:rFonts w:cs="Arial"/>
+          <w:b/>
+          <w:sz w:val="30"/>
+          <w:szCs w:val="30"/>
+        </w:rPr>
+        <w:t>}</w:t>
       </w:r>
     </w:p>
     <w:p>
@@ -122,6 +155,7 @@
           <w:szCs w:val="28"/>
         </w:rPr>
       </w:pPr>
+      <w:proofErr w:type="gramStart"/>
       <w:r>
         <w:rPr>
           <w:rFonts w:cs="Arial"/>
@@ -131,65 +165,68 @@
         </w:rPr>
         <w:t xml:space="preserve">{{ </w:t>
       </w:r>
-      <w:r>
+      <w:proofErr w:type="spellStart"/>
+      <w:r>
+        <w:rPr>
+          <w:rFonts w:cs="Arial"/>
+          <w:b/>
+          <w:sz w:val="26"/>
+          <w:szCs w:val="26"/>
+        </w:rPr>
+        <w:t>Endere</w:t>
+      </w:r>
+      <w:r>
+        <w:rPr>
+          <w:rFonts w:cs="Arial"/>
+          <w:b/>
+          <w:sz w:val="26"/>
+          <w:szCs w:val="26"/>
+        </w:rPr>
+        <w:t>c</w:t>
+      </w:r>
+      <w:r>
+        <w:rPr>
+          <w:rFonts w:cs="Arial"/>
+          <w:b/>
+          <w:sz w:val="26"/>
+          <w:szCs w:val="26"/>
+        </w:rPr>
+        <w:t>o</w:t>
+      </w:r>
+      <w:proofErr w:type="spellEnd"/>
+      <w:proofErr w:type="gramEnd"/>
+      <w:r>
+        <w:rPr>
+          <w:rFonts w:cs="Arial"/>
+          <w:b/>
+          <w:sz w:val="30"/>
+          <w:szCs w:val="30"/>
+        </w:rPr>
+        <w:t xml:space="preserve"> }}</w:t>
+      </w:r>
+    </w:p>
+    <w:p>
+      <w:pPr>
+        <w:spacing w:after="0" w:line="276" w:lineRule="auto"/>
+        <w:jc w:val="center"/>
         <w:rPr>
           <w:rFonts w:cs="Arial"/>
           <w:b/>
           <w:sz w:val="28"/>
           <w:szCs w:val="28"/>
         </w:rPr>
-        <w:t>Endere</w:t>
-      </w:r>
-      <w:r>
+      </w:pPr>
+    </w:p>
+    <w:p>
+      <w:pPr>
+        <w:spacing w:after="0" w:line="276" w:lineRule="auto"/>
+        <w:jc w:val="center"/>
         <w:rPr>
           <w:rFonts w:cs="Arial"/>
           <w:b/>
           <w:sz w:val="28"/>
           <w:szCs w:val="28"/>
         </w:rPr>
-        <w:t>c</w:t>
-      </w:r>
-      <w:r>
-        <w:rPr>
-          <w:rFonts w:cs="Arial"/>
-          <w:b/>
-          <w:sz w:val="28"/>
-          <w:szCs w:val="28"/>
-        </w:rPr>
-        <w:t>o</w:t>
-      </w:r>
-      <w:r>
-        <w:rPr>
-          <w:rFonts w:cs="Arial"/>
-          <w:b/>
-          <w:sz w:val="30"/>
-          <w:szCs w:val="30"/>
-        </w:rPr>
-        <w:t xml:space="preserve"> }}</w:t>
-      </w:r>
-    </w:p>
-    <w:p>
-      <w:pPr>
-        <w:spacing w:after="0" w:line="276" w:lineRule="auto"/>
-        <w:jc w:val="center"/>
-        <w:rPr>
-          <w:rFonts w:cs="Arial"/>
-          <w:b/>
-          <w:sz w:val="28"/>
-          <w:szCs w:val="28"/>
-        </w:rPr>
-      </w:pPr>
-    </w:p>
-    <w:p>
-      <w:pPr>
-        <w:spacing w:after="0" w:line="276" w:lineRule="auto"/>
-        <w:jc w:val="center"/>
-        <w:rPr>
-          <w:rFonts w:cs="Arial"/>
-          <w:b/>
-          <w:sz w:val="28"/>
-          <w:szCs w:val="28"/>
-        </w:rPr>
       </w:pPr>
     </w:p>
     <w:p>
@@ -258,23 +295,33 @@
         </w:rPr>
         <w:t xml:space="preserve">Nome: </w:t>
       </w:r>
+      <w:proofErr w:type="gramStart"/>
       <w:r>
         <w:rPr>
           <w:rFonts w:cs="Arial"/>
           <w:bCs/>
           <w:szCs w:val="24"/>
         </w:rPr>
-        <w:t>{{ nome }}</w:t>
-      </w:r>
-    </w:p>
-    <w:p>
-      <w:pPr>
-        <w:spacing w:line="360" w:lineRule="auto"/>
+        <w:t>{{ nome</w:t>
+      </w:r>
+      <w:proofErr w:type="gramEnd"/>
+      <w:r>
         <w:rPr>
           <w:rFonts w:cs="Arial"/>
           <w:bCs/>
           <w:szCs w:val="24"/>
         </w:rPr>
+        <w:t xml:space="preserve"> }}</w:t>
+      </w:r>
+    </w:p>
+    <w:p>
+      <w:pPr>
+        <w:spacing w:line="360" w:lineRule="auto"/>
+        <w:rPr>
+          <w:rFonts w:cs="Arial"/>
+          <w:bCs/>
+          <w:szCs w:val="24"/>
+        </w:rPr>
       </w:pPr>
       <w:r>
         <w:rPr>
@@ -284,6 +331,7 @@
         </w:rPr>
         <w:t xml:space="preserve">CPF: </w:t>
       </w:r>
+      <w:proofErr w:type="gramStart"/>
       <w:r>
         <w:rPr>
           <w:rFonts w:cs="Arial"/>
@@ -292,6 +340,7 @@
         </w:rPr>
         <w:t xml:space="preserve">{{ </w:t>
       </w:r>
+      <w:proofErr w:type="spellStart"/>
       <w:r>
         <w:rPr>
           <w:rFonts w:cs="Arial"/>
@@ -300,6 +349,8 @@
         </w:rPr>
         <w:t>cpf</w:t>
       </w:r>
+      <w:proofErr w:type="spellEnd"/>
+      <w:proofErr w:type="gramEnd"/>
       <w:r>
         <w:rPr>
           <w:rFonts w:cs="Arial"/>
@@ -326,6 +377,7 @@
         </w:rPr>
         <w:t xml:space="preserve">Apartamento: </w:t>
       </w:r>
+      <w:proofErr w:type="gramStart"/>
       <w:r>
         <w:rPr>
           <w:rFonts w:cs="Arial"/>
@@ -350,6 +402,7 @@
         </w:rPr>
         <w:t>partamento</w:t>
       </w:r>
+      <w:proofErr w:type="gramEnd"/>
       <w:r>
         <w:rPr>
           <w:rFonts w:cs="Arial"/>
@@ -376,6 +429,7 @@
         </w:rPr>
         <w:t xml:space="preserve">Torre: </w:t>
       </w:r>
+      <w:proofErr w:type="gramStart"/>
       <w:r>
         <w:rPr>
           <w:rFonts w:cs="Arial"/>
@@ -400,6 +454,7 @@
         </w:rPr>
         <w:t>orre</w:t>
       </w:r>
+      <w:proofErr w:type="gramEnd"/>
       <w:r>
         <w:rPr>
           <w:rFonts w:cs="Arial"/>
@@ -426,6 +481,7 @@
         </w:rPr>
         <w:t xml:space="preserve">Data da Vistoria: </w:t>
       </w:r>
+      <w:proofErr w:type="gramStart"/>
       <w:r>
         <w:rPr>
           <w:rFonts w:cs="Arial"/>
@@ -434,6 +490,7 @@
         </w:rPr>
         <w:t xml:space="preserve">{{ </w:t>
       </w:r>
+      <w:proofErr w:type="spellStart"/>
       <w:r>
         <w:rPr>
           <w:rFonts w:cs="Arial"/>
@@ -450,6 +507,7 @@
         </w:rPr>
         <w:t>ata</w:t>
       </w:r>
+      <w:proofErr w:type="gramEnd"/>
       <w:r>
         <w:rPr>
           <w:rFonts w:cs="Arial"/>
@@ -474,6 +532,7 @@
         </w:rPr>
         <w:t>_</w:t>
       </w:r>
+      <w:proofErr w:type="gramStart"/>
       <w:r>
         <w:rPr>
           <w:rFonts w:cs="Arial"/>
@@ -482,13 +541,23 @@
         </w:rPr>
         <w:t>Vis</w:t>
       </w:r>
+      <w:proofErr w:type="spellEnd"/>
       <w:r>
         <w:rPr>
           <w:rFonts w:cs="Arial"/>
           <w:bCs/>
           <w:szCs w:val="24"/>
         </w:rPr>
-        <w:t xml:space="preserve"> }}</w:t>
+        <w:t xml:space="preserve"> }</w:t>
+      </w:r>
+      <w:proofErr w:type="gramEnd"/>
+      <w:r>
+        <w:rPr>
+          <w:rFonts w:cs="Arial"/>
+          <w:bCs/>
+          <w:szCs w:val="24"/>
+        </w:rPr>
+        <w:t>}</w:t>
       </w:r>
     </w:p>
     <w:p>
@@ -571,10 +640,18 @@
       <w:r>
         <w:rPr>
           <w:rFonts w:cs="Arial"/>
+          <w:b/>
+          <w:szCs w:val="24"/>
+        </w:rPr>
+        <w:t>CREA/SP:</w:t>
+      </w:r>
+      <w:r>
+        <w:rPr>
+          <w:rFonts w:cs="Arial"/>
           <w:bCs/>
           <w:szCs w:val="24"/>
         </w:rPr>
-        <w:t>CREA/SP: 5070787860</w:t>
+        <w:t xml:space="preserve"> 5070787860</w:t>
       </w:r>
     </w:p>
     <w:p>
@@ -645,7 +722,23 @@
           <w:bCs/>
           <w:szCs w:val="24"/>
         </w:rPr>
-        <w:t xml:space="preserve"> NBR 13752 - Perícias de Engenharia na Construção Civil da ABNT (Associação Brasileira de Normas Técnicas)</w:t>
+        <w:t xml:space="preserve"> NBR 13</w:t>
+      </w:r>
+      <w:r>
+        <w:rPr>
+          <w:rFonts w:cs="Arial"/>
+          <w:bCs/>
+          <w:szCs w:val="24"/>
+        </w:rPr>
+        <w:t>.</w:t>
+      </w:r>
+      <w:r>
+        <w:rPr>
+          <w:rFonts w:cs="Arial"/>
+          <w:bCs/>
+          <w:szCs w:val="24"/>
+        </w:rPr>
+        <w:t>752 - Perícias de Engenharia na Construção Civil da ABNT (Associação Brasileira de Normas Técnicas)</w:t>
       </w:r>
       <w:r>
         <w:rPr>
@@ -1395,8 +1488,13 @@
         <w:t xml:space="preserve"> impossibilitando a devida vistoria</w:t>
       </w:r>
       <w:r>
-        <w:t xml:space="preserve"> dos mesmos</w:t>
-      </w:r>
+        <w:t xml:space="preserve"> </w:t>
+      </w:r>
+      <w:proofErr w:type="gramStart"/>
+      <w:r>
+        <w:t>dos mesmos</w:t>
+      </w:r>
+      <w:proofErr w:type="gramEnd"/>
       <w:r>
         <w:t>.</w:t>
       </w:r>
@@ -2184,8 +2282,29 @@
       <w:pPr>
         <w:jc w:val="center"/>
       </w:pPr>
-      <w:r>
-        <w:t>{{ item.foto }}</w:t>
+      <w:proofErr w:type="gramStart"/>
+      <w:r>
+        <w:t xml:space="preserve">{{ </w:t>
+      </w:r>
+      <w:proofErr w:type="spellStart"/>
+      <w:r>
+        <w:t>item</w:t>
+      </w:r>
+      <w:proofErr w:type="gramEnd"/>
+      <w:r>
+        <w:t>.</w:t>
+      </w:r>
+      <w:proofErr w:type="gramStart"/>
+      <w:r>
+        <w:t>foto</w:t>
+      </w:r>
+      <w:proofErr w:type="spellEnd"/>
+      <w:r>
+        <w:t xml:space="preserve"> }</w:t>
+      </w:r>
+      <w:proofErr w:type="gramEnd"/>
+      <w:r>
+        <w:t>}</w:t>
       </w:r>
     </w:p>
     <w:p>
@@ -2205,8 +2324,9 @@
           <w:sz w:val="18"/>
           <w:szCs w:val="18"/>
         </w:rPr>
-        <w:t xml:space="preserve">Figura {{ </w:t>
-      </w:r>
+        <w:t xml:space="preserve">Figura </w:t>
+      </w:r>
+      <w:proofErr w:type="gramStart"/>
       <w:r>
         <w:rPr>
           <w:i/>
@@ -2214,8 +2334,9 @@
           <w:sz w:val="18"/>
           <w:szCs w:val="18"/>
         </w:rPr>
-        <w:t>loop.index</w:t>
-      </w:r>
+        <w:t xml:space="preserve">{{ </w:t>
+      </w:r>
+      <w:proofErr w:type="spellStart"/>
       <w:r>
         <w:rPr>
           <w:i/>
@@ -2223,8 +2344,9 @@
           <w:sz w:val="18"/>
           <w:szCs w:val="18"/>
         </w:rPr>
-        <w:t xml:space="preserve"> }} – {{ </w:t>
-      </w:r>
+        <w:t>loop</w:t>
+      </w:r>
+      <w:proofErr w:type="gramEnd"/>
       <w:r>
         <w:rPr>
           <w:i/>
@@ -2232,8 +2354,9 @@
           <w:sz w:val="18"/>
           <w:szCs w:val="18"/>
         </w:rPr>
-        <w:t>item.legenda</w:t>
-      </w:r>
+        <w:t>.</w:t>
+      </w:r>
+      <w:proofErr w:type="gramStart"/>
       <w:r>
         <w:rPr>
           <w:i/>
@@ -2241,7 +2364,87 @@
           <w:sz w:val="18"/>
           <w:szCs w:val="18"/>
         </w:rPr>
-        <w:t xml:space="preserve"> }}</w:t>
+        <w:t>index</w:t>
+      </w:r>
+      <w:proofErr w:type="spellEnd"/>
+      <w:r>
+        <w:rPr>
+          <w:i/>
+          <w:iCs/>
+          <w:sz w:val="18"/>
+          <w:szCs w:val="18"/>
+        </w:rPr>
+        <w:t xml:space="preserve"> }</w:t>
+      </w:r>
+      <w:proofErr w:type="gramEnd"/>
+      <w:r>
+        <w:rPr>
+          <w:i/>
+          <w:iCs/>
+          <w:sz w:val="18"/>
+          <w:szCs w:val="18"/>
+        </w:rPr>
+        <w:t xml:space="preserve">} – </w:t>
+      </w:r>
+      <w:proofErr w:type="gramStart"/>
+      <w:r>
+        <w:rPr>
+          <w:i/>
+          <w:iCs/>
+          <w:sz w:val="18"/>
+          <w:szCs w:val="18"/>
+        </w:rPr>
+        <w:t xml:space="preserve">{{ </w:t>
+      </w:r>
+      <w:proofErr w:type="spellStart"/>
+      <w:r>
+        <w:rPr>
+          <w:i/>
+          <w:iCs/>
+          <w:sz w:val="18"/>
+          <w:szCs w:val="18"/>
+        </w:rPr>
+        <w:t>item</w:t>
+      </w:r>
+      <w:proofErr w:type="gramEnd"/>
+      <w:r>
+        <w:rPr>
+          <w:i/>
+          <w:iCs/>
+          <w:sz w:val="18"/>
+          <w:szCs w:val="18"/>
+        </w:rPr>
+        <w:t>.</w:t>
+      </w:r>
+      <w:proofErr w:type="gramStart"/>
+      <w:r>
+        <w:rPr>
+          <w:i/>
+          <w:iCs/>
+          <w:sz w:val="18"/>
+          <w:szCs w:val="18"/>
+        </w:rPr>
+        <w:t>legenda</w:t>
+      </w:r>
+      <w:proofErr w:type="spellEnd"/>
+      <w:r>
+        <w:rPr>
+          <w:i/>
+          <w:iCs/>
+          <w:sz w:val="18"/>
+          <w:szCs w:val="18"/>
+        </w:rPr>
+        <w:t xml:space="preserve"> }</w:t>
+      </w:r>
+      <w:proofErr w:type="gramEnd"/>
+      <w:r>
+        <w:rPr>
+          <w:i/>
+          <w:iCs/>
+          <w:sz w:val="18"/>
+          <w:szCs w:val="18"/>
+        </w:rPr>
+        <w:t>}</w:t>
       </w:r>
     </w:p>
     <w:p>
@@ -2249,7 +2452,15 @@
         <w:jc w:val="center"/>
       </w:pPr>
       <w:r>
-        <w:t>{% endfor %}</w:t>
+        <w:t xml:space="preserve">{% </w:t>
+      </w:r>
+      <w:proofErr w:type="spellStart"/>
+      <w:r>
+        <w:t>endfor</w:t>
+      </w:r>
+      <w:proofErr w:type="spellEnd"/>
+      <w:r>
+        <w:t xml:space="preserve"> %}</w:t>
       </w:r>
     </w:p>
     <w:p>
@@ -2303,26 +2514,73 @@
       <w:r>
         <w:t xml:space="preserve">São Paulo, SP, </w:t>
       </w:r>
-      <w:r>
-        <w:t xml:space="preserve">{{ dia_laudo }} </w:t>
+      <w:proofErr w:type="gramStart"/>
+      <w:r>
+        <w:t xml:space="preserve">{{ </w:t>
+      </w:r>
+      <w:proofErr w:type="spellStart"/>
+      <w:r>
+        <w:t>dia</w:t>
+      </w:r>
+      <w:proofErr w:type="gramEnd"/>
+      <w:r>
+        <w:t>_</w:t>
+      </w:r>
+      <w:proofErr w:type="gramStart"/>
+      <w:r>
+        <w:t>laudo</w:t>
+      </w:r>
+      <w:proofErr w:type="spellEnd"/>
+      <w:r>
+        <w:t xml:space="preserve"> }</w:t>
+      </w:r>
+      <w:proofErr w:type="gramEnd"/>
+      <w:r>
+        <w:t xml:space="preserve">} </w:t>
       </w:r>
       <w:r>
         <w:t xml:space="preserve">de </w:t>
       </w:r>
-      <w:r>
-        <w:t>{{ m</w:t>
+      <w:proofErr w:type="gramStart"/>
+      <w:r>
+        <w:t xml:space="preserve">{{ </w:t>
+      </w:r>
+      <w:proofErr w:type="spellStart"/>
+      <w:r>
+        <w:t>m</w:t>
       </w:r>
       <w:r>
         <w:t>e</w:t>
       </w:r>
       <w:r>
-        <w:t>s_laudo_extenso }}</w:t>
+        <w:t>s</w:t>
+      </w:r>
+      <w:proofErr w:type="gramEnd"/>
+      <w:r>
+        <w:t>_laudo_</w:t>
+      </w:r>
+      <w:proofErr w:type="gramStart"/>
+      <w:r>
+        <w:t>extenso</w:t>
+      </w:r>
+      <w:proofErr w:type="spellEnd"/>
+      <w:r>
+        <w:t xml:space="preserve"> }</w:t>
+      </w:r>
+      <w:proofErr w:type="gramEnd"/>
+      <w:r>
+        <w:t>}</w:t>
       </w:r>
       <w:r>
         <w:t xml:space="preserve"> de </w:t>
       </w:r>
-      <w:r>
-        <w:t>{{ ano }}</w:t>
+      <w:proofErr w:type="gramStart"/>
+      <w:r>
+        <w:t>{{ ano</w:t>
+      </w:r>
+      <w:proofErr w:type="gramEnd"/>
+      <w:r>
+        <w:t xml:space="preserve"> }}</w:t>
       </w:r>
     </w:p>
     <w:p/>
@@ -2420,7 +2678,15 @@
         <w:t>nº</w:t>
       </w:r>
       <w:r>
-        <w:t xml:space="preserve"> 813 da Adpat Brasil</w:t>
+        <w:t xml:space="preserve"> 813 da </w:t>
+      </w:r>
+      <w:proofErr w:type="spellStart"/>
+      <w:r>
+        <w:t>Adpat</w:t>
+      </w:r>
+      <w:proofErr w:type="spellEnd"/>
+      <w:r>
+        <w:t xml:space="preserve"> Brasil</w:t>
       </w:r>
     </w:p>
     <w:sectPr>

--- a/LT_RIGO_001_2026-MODELO.docx
+++ b/LT_RIGO_001_2026-MODELO.docx
@@ -69,6 +69,17 @@
         <w:jc w:val="center"/>
         <w:rPr>
           <w:rFonts w:cs="Arial"/>
+          <w:bCs/>
+          <w:szCs w:val="24"/>
+        </w:rPr>
+      </w:pPr>
+    </w:p>
+    <w:p>
+      <w:pPr>
+        <w:spacing w:line="240" w:lineRule="auto"/>
+        <w:jc w:val="center"/>
+        <w:rPr>
+          <w:rFonts w:cs="Arial"/>
           <w:b/>
           <w:sz w:val="30"/>
           <w:szCs w:val="30"/>
@@ -219,20 +230,8 @@
     </w:p>
     <w:p>
       <w:pPr>
-        <w:spacing w:after="0" w:line="276" w:lineRule="auto"/>
-        <w:jc w:val="center"/>
-        <w:rPr>
-          <w:rFonts w:cs="Arial"/>
-          <w:b/>
-          <w:sz w:val="28"/>
-          <w:szCs w:val="28"/>
-        </w:rPr>
-      </w:pPr>
-    </w:p>
-    <w:p>
-      <w:pPr>
-        <w:spacing w:after="0" w:line="276" w:lineRule="auto"/>
-        <w:jc w:val="center"/>
+        <w:spacing w:line="259" w:lineRule="auto"/>
+        <w:jc w:val="left"/>
         <w:rPr>
           <w:rFonts w:cs="Arial"/>
           <w:b/>
@@ -247,17 +246,20 @@
           <w:sz w:val="32"/>
           <w:szCs w:val="32"/>
         </w:rPr>
-        <w:t xml:space="preserve">Informações do </w:t>
-      </w:r>
-      <w:r>
+        <w:br w:type="page"/>
+      </w:r>
+    </w:p>
+    <w:p>
+      <w:pPr>
+        <w:spacing w:after="0" w:line="276" w:lineRule="auto"/>
+        <w:jc w:val="center"/>
         <w:rPr>
           <w:rFonts w:cs="Arial"/>
           <w:b/>
           <w:sz w:val="32"/>
           <w:szCs w:val="32"/>
         </w:rPr>
-        <w:t>Solicitante</w:t>
-      </w:r>
+      </w:pPr>
       <w:r>
         <w:rPr>
           <w:rFonts w:cs="Arial"/>
@@ -265,6 +267,25 @@
           <w:sz w:val="32"/>
           <w:szCs w:val="32"/>
         </w:rPr>
+        <w:lastRenderedPageBreak/>
+        <w:t xml:space="preserve">Informações do </w:t>
+      </w:r>
+      <w:r>
+        <w:rPr>
+          <w:rFonts w:cs="Arial"/>
+          <w:b/>
+          <w:sz w:val="32"/>
+          <w:szCs w:val="32"/>
+        </w:rPr>
+        <w:t>Solicitante</w:t>
+      </w:r>
+      <w:r>
+        <w:rPr>
+          <w:rFonts w:cs="Arial"/>
+          <w:b/>
+          <w:sz w:val="32"/>
+          <w:szCs w:val="32"/>
+        </w:rPr>
         <w:t>:</w:t>
       </w:r>
     </w:p>
@@ -762,16 +783,7 @@
           <w:bCs/>
           <w:szCs w:val="24"/>
         </w:rPr>
-        <w:t xml:space="preserve">de acordo com a </w:t>
-      </w:r>
-      <w:r>
-        <w:rPr>
-          <w:rFonts w:cs="Arial"/>
-          <w:bCs/>
-          <w:szCs w:val="24"/>
-        </w:rPr>
-        <w:lastRenderedPageBreak/>
-        <w:t>Lei Federal 6194/66 e com base na Resolução nº 1.137/23 do CONFEA (Conselho Federal de Engenharia, Arquitetura e Agronomia).</w:t>
+        <w:t>de acordo com a Lei Federal 6194/66 e com base na Resolução nº 1.137/23 do CONFEA (Conselho Federal de Engenharia, Arquitetura e Agronomia).</w:t>
       </w:r>
     </w:p>
     <w:p>

--- a/LT_RIGO_001_2026-MODELO.docx
+++ b/LT_RIGO_001_2026-MODELO.docx
@@ -30,16 +30,16 @@
         <w:rPr>
           <w:rFonts w:cs="Arial"/>
           <w:bCs/>
-          <w:sz w:val="44"/>
-          <w:szCs w:val="44"/>
+          <w:sz w:val="40"/>
+          <w:szCs w:val="40"/>
         </w:rPr>
       </w:pPr>
       <w:r>
         <w:rPr>
           <w:rFonts w:cs="Arial"/>
           <w:bCs/>
-          <w:sz w:val="44"/>
-          <w:szCs w:val="44"/>
+          <w:sz w:val="40"/>
+          <w:szCs w:val="40"/>
         </w:rPr>
         <w:t>Vistoria de Recebimento de Imóvel</w:t>
       </w:r>
@@ -60,7 +60,25 @@
           <w:bCs/>
           <w:szCs w:val="24"/>
         </w:rPr>
-        <w:t>(Constatação de Vícios Aparentes)</w:t>
+        <w:t>(</w:t>
+      </w:r>
+      <w:r>
+        <w:rPr>
+          <w:rFonts w:cs="Arial"/>
+          <w:bCs/>
+          <w:i/>
+          <w:iCs/>
+          <w:szCs w:val="24"/>
+        </w:rPr>
+        <w:t>Constatação de Vícios Aparentes</w:t>
+      </w:r>
+      <w:r>
+        <w:rPr>
+          <w:rFonts w:cs="Arial"/>
+          <w:bCs/>
+          <w:szCs w:val="24"/>
+        </w:rPr>
+        <w:t>)</w:t>
       </w:r>
     </w:p>
     <w:p>
@@ -162,8 +180,7 @@
         <w:rPr>
           <w:rFonts w:cs="Arial"/>
           <w:b/>
-          <w:sz w:val="28"/>
-          <w:szCs w:val="28"/>
+          <w:szCs w:val="24"/>
         </w:rPr>
       </w:pPr>
       <w:proofErr w:type="gramStart"/>
@@ -171,8 +188,7 @@
         <w:rPr>
           <w:rFonts w:cs="Arial"/>
           <w:b/>
-          <w:sz w:val="30"/>
-          <w:szCs w:val="30"/>
+          <w:szCs w:val="24"/>
         </w:rPr>
         <w:t xml:space="preserve">{{ </w:t>
       </w:r>
@@ -181,8 +197,7 @@
         <w:rPr>
           <w:rFonts w:cs="Arial"/>
           <w:b/>
-          <w:sz w:val="26"/>
-          <w:szCs w:val="26"/>
+          <w:szCs w:val="24"/>
         </w:rPr>
         <w:t>Endere</w:t>
       </w:r>
@@ -190,8 +205,7 @@
         <w:rPr>
           <w:rFonts w:cs="Arial"/>
           <w:b/>
-          <w:sz w:val="26"/>
-          <w:szCs w:val="26"/>
+          <w:szCs w:val="24"/>
         </w:rPr>
         <w:t>c</w:t>
       </w:r>
@@ -199,8 +213,7 @@
         <w:rPr>
           <w:rFonts w:cs="Arial"/>
           <w:b/>
-          <w:sz w:val="26"/>
-          <w:szCs w:val="26"/>
+          <w:szCs w:val="24"/>
         </w:rPr>
         <w:t>o</w:t>
       </w:r>
@@ -210,23 +223,10 @@
         <w:rPr>
           <w:rFonts w:cs="Arial"/>
           <w:b/>
-          <w:sz w:val="30"/>
-          <w:szCs w:val="30"/>
+          <w:szCs w:val="24"/>
         </w:rPr>
         <w:t xml:space="preserve"> }}</w:t>
       </w:r>
-    </w:p>
-    <w:p>
-      <w:pPr>
-        <w:spacing w:after="0" w:line="276" w:lineRule="auto"/>
-        <w:jc w:val="center"/>
-        <w:rPr>
-          <w:rFonts w:cs="Arial"/>
-          <w:b/>
-          <w:sz w:val="28"/>
-          <w:szCs w:val="28"/>
-        </w:rPr>
-      </w:pPr>
     </w:p>
     <w:p>
       <w:pPr>
@@ -239,15 +239,6 @@
           <w:szCs w:val="32"/>
         </w:rPr>
       </w:pPr>
-      <w:r>
-        <w:rPr>
-          <w:rFonts w:cs="Arial"/>
-          <w:b/>
-          <w:sz w:val="32"/>
-          <w:szCs w:val="32"/>
-        </w:rPr>
-        <w:br w:type="page"/>
-      </w:r>
     </w:p>
     <w:p>
       <w:pPr>
@@ -256,26 +247,25 @@
         <w:rPr>
           <w:rFonts w:cs="Arial"/>
           <w:b/>
-          <w:sz w:val="32"/>
-          <w:szCs w:val="32"/>
+          <w:sz w:val="44"/>
+          <w:szCs w:val="44"/>
         </w:rPr>
       </w:pPr>
       <w:r>
         <w:rPr>
           <w:rFonts w:cs="Arial"/>
           <w:b/>
-          <w:sz w:val="32"/>
-          <w:szCs w:val="32"/>
-        </w:rPr>
-        <w:lastRenderedPageBreak/>
+          <w:sz w:val="44"/>
+          <w:szCs w:val="44"/>
+        </w:rPr>
         <w:t xml:space="preserve">Informações do </w:t>
       </w:r>
       <w:r>
         <w:rPr>
           <w:rFonts w:cs="Arial"/>
           <w:b/>
-          <w:sz w:val="32"/>
-          <w:szCs w:val="32"/>
+          <w:sz w:val="44"/>
+          <w:szCs w:val="44"/>
         </w:rPr>
         <w:t>Solicitante</w:t>
       </w:r>
@@ -283,8 +273,8 @@
         <w:rPr>
           <w:rFonts w:cs="Arial"/>
           <w:b/>
-          <w:sz w:val="32"/>
-          <w:szCs w:val="32"/>
+          <w:sz w:val="44"/>
+          <w:szCs w:val="44"/>
         </w:rPr>
         <w:t>:</w:t>
       </w:r>
@@ -308,6 +298,16 @@
           <w:szCs w:val="24"/>
         </w:rPr>
       </w:pPr>
+    </w:p>
+    <w:p>
+      <w:pPr>
+        <w:spacing w:line="360" w:lineRule="auto"/>
+        <w:rPr>
+          <w:rFonts w:cs="Arial"/>
+          <w:bCs/>
+          <w:szCs w:val="24"/>
+        </w:rPr>
+      </w:pPr>
       <w:r>
         <w:rPr>
           <w:rFonts w:cs="Arial"/>
@@ -711,6 +711,7 @@
           <w:bCs/>
           <w:szCs w:val="24"/>
         </w:rPr>
+        <w:lastRenderedPageBreak/>
         <w:t xml:space="preserve">Documento elaborado com base nas normas </w:t>
       </w:r>
       <w:r>
@@ -833,7 +834,7 @@
             <w:pageBreakBefore/>
             <w:jc w:val="center"/>
             <w:rPr>
-              <w:rFonts w:asciiTheme="minorHAnsi" w:hAnsiTheme="minorHAnsi" w:cstheme="minorHAnsi"/>
+              <w:rFonts w:ascii="Arial" w:hAnsi="Arial" w:cs="Arial"/>
               <w:b/>
               <w:bCs/>
               <w:color w:val="auto"/>
@@ -843,7 +844,7 @@
           </w:pPr>
           <w:r>
             <w:rPr>
-              <w:rFonts w:asciiTheme="minorHAnsi" w:hAnsiTheme="minorHAnsi" w:cstheme="minorHAnsi"/>
+              <w:rFonts w:ascii="Arial" w:hAnsi="Arial" w:cs="Arial"/>
               <w:b/>
               <w:bCs/>
               <w:color w:val="auto"/>
@@ -885,7 +886,7 @@
           <w:r>
             <w:fldChar w:fldCharType="separate"/>
           </w:r>
-          <w:hyperlink w:anchor="_Toc221636923" w:history="1">
+          <w:hyperlink w:anchor="_Toc226067254" w:history="1">
             <w:r>
               <w:rPr>
                 <w:rStyle w:val="Hyperlink"/>
@@ -930,7 +931,7 @@
                 <w:noProof/>
                 <w:webHidden/>
               </w:rPr>
-              <w:instrText xml:space="preserve"> PAGEREF _Toc221636923 \h </w:instrText>
+              <w:instrText xml:space="preserve"> PAGEREF _Toc226067254 \h </w:instrText>
             </w:r>
             <w:r>
               <w:rPr>
@@ -977,7 +978,7 @@
               <w14:ligatures w14:val="standardContextual"/>
             </w:rPr>
           </w:pPr>
-          <w:hyperlink w:anchor="_Toc221636924" w:history="1">
+          <w:hyperlink w:anchor="_Toc226067255" w:history="1">
             <w:r>
               <w:rPr>
                 <w:rStyle w:val="Hyperlink"/>
@@ -1022,7 +1023,7 @@
                 <w:noProof/>
                 <w:webHidden/>
               </w:rPr>
-              <w:instrText xml:space="preserve"> PAGEREF _Toc221636924 \h </w:instrText>
+              <w:instrText xml:space="preserve"> PAGEREF _Toc226067255 \h </w:instrText>
             </w:r>
             <w:r>
               <w:rPr>
@@ -1069,7 +1070,7 @@
               <w14:ligatures w14:val="standardContextual"/>
             </w:rPr>
           </w:pPr>
-          <w:hyperlink w:anchor="_Toc221636925" w:history="1">
+          <w:hyperlink w:anchor="_Toc226067256" w:history="1">
             <w:r>
               <w:rPr>
                 <w:rStyle w:val="Hyperlink"/>
@@ -1093,7 +1094,7 @@
                 <w:rStyle w:val="Hyperlink"/>
                 <w:noProof/>
               </w:rPr>
-              <w:t>PROCEDIMENTOS E EQUIPAMENTOS</w:t>
+              <w:t>PROCEDIMENTOS, EQUIPAMENTOS E REGISTROS</w:t>
             </w:r>
             <w:r>
               <w:rPr>
@@ -1114,7 +1115,7 @@
                 <w:noProof/>
                 <w:webHidden/>
               </w:rPr>
-              <w:instrText xml:space="preserve"> PAGEREF _Toc221636925 \h </w:instrText>
+              <w:instrText xml:space="preserve"> PAGEREF _Toc226067256 \h </w:instrText>
             </w:r>
             <w:r>
               <w:rPr>
@@ -1161,105 +1162,13 @@
               <w14:ligatures w14:val="standardContextual"/>
             </w:rPr>
           </w:pPr>
-          <w:hyperlink w:anchor="_Toc221636926" w:history="1">
+          <w:hyperlink w:anchor="_Toc226067257" w:history="1">
             <w:r>
               <w:rPr>
                 <w:rStyle w:val="Hyperlink"/>
                 <w:noProof/>
               </w:rPr>
               <w:t>4.</w:t>
-            </w:r>
-            <w:r>
-              <w:rPr>
-                <w:rFonts w:asciiTheme="minorHAnsi" w:eastAsiaTheme="minorEastAsia" w:hAnsiTheme="minorHAnsi"/>
-                <w:noProof/>
-                <w:kern w:val="2"/>
-                <w:szCs w:val="24"/>
-                <w:lang w:eastAsia="pt-BR"/>
-                <w14:ligatures w14:val="standardContextual"/>
-              </w:rPr>
-              <w:tab/>
-            </w:r>
-            <w:r>
-              <w:rPr>
-                <w:rStyle w:val="Hyperlink"/>
-                <w:noProof/>
-              </w:rPr>
-              <w:t>REGISTROS FOTOGRÁFICOS</w:t>
-            </w:r>
-            <w:r>
-              <w:rPr>
-                <w:noProof/>
-                <w:webHidden/>
-              </w:rPr>
-              <w:tab/>
-            </w:r>
-            <w:r>
-              <w:rPr>
-                <w:noProof/>
-                <w:webHidden/>
-              </w:rPr>
-              <w:fldChar w:fldCharType="begin"/>
-            </w:r>
-            <w:r>
-              <w:rPr>
-                <w:noProof/>
-                <w:webHidden/>
-              </w:rPr>
-              <w:instrText xml:space="preserve"> PAGEREF _Toc221636926 \h </w:instrText>
-            </w:r>
-            <w:r>
-              <w:rPr>
-                <w:noProof/>
-                <w:webHidden/>
-              </w:rPr>
-            </w:r>
-            <w:r>
-              <w:rPr>
-                <w:noProof/>
-                <w:webHidden/>
-              </w:rPr>
-              <w:fldChar w:fldCharType="separate"/>
-            </w:r>
-            <w:r>
-              <w:rPr>
-                <w:noProof/>
-                <w:webHidden/>
-              </w:rPr>
-              <w:t>7</w:t>
-            </w:r>
-            <w:r>
-              <w:rPr>
-                <w:noProof/>
-                <w:webHidden/>
-              </w:rPr>
-              <w:fldChar w:fldCharType="end"/>
-            </w:r>
-          </w:hyperlink>
-        </w:p>
-        <w:p>
-          <w:pPr>
-            <w:pStyle w:val="Sumrio1"/>
-            <w:tabs>
-              <w:tab w:val="left" w:pos="480"/>
-              <w:tab w:val="right" w:leader="dot" w:pos="8494"/>
-            </w:tabs>
-            <w:rPr>
-              <w:rFonts w:asciiTheme="minorHAnsi" w:eastAsiaTheme="minorEastAsia" w:hAnsiTheme="minorHAnsi"/>
-              <w:noProof/>
-              <w:kern w:val="2"/>
-              <w:szCs w:val="24"/>
-              <w:lang w:eastAsia="pt-BR"/>
-              <w14:ligatures w14:val="standardContextual"/>
-            </w:rPr>
-          </w:pPr>
-          <w:hyperlink w:anchor="_Toc221636927" w:history="1">
-            <w:r>
-              <w:rPr>
-                <w:rStyle w:val="Hyperlink"/>
-                <w:noProof/>
-              </w:rPr>
-              <w:t>5.</w:t>
             </w:r>
             <w:r>
               <w:rPr>
@@ -1298,7 +1207,7 @@
                 <w:noProof/>
                 <w:webHidden/>
               </w:rPr>
-              <w:instrText xml:space="preserve"> PAGEREF _Toc221636927 \h </w:instrText>
+              <w:instrText xml:space="preserve"> PAGEREF _Toc226067257 \h </w:instrText>
             </w:r>
             <w:r>
               <w:rPr>
@@ -1318,7 +1227,7 @@
                 <w:noProof/>
                 <w:webHidden/>
               </w:rPr>
-              <w:t>47</w:t>
+              <w:t>8</w:t>
             </w:r>
             <w:r>
               <w:rPr>
@@ -1400,7 +1309,7 @@
         <w:spacing w:before="0"/>
         <w:ind w:left="357" w:hanging="357"/>
       </w:pPr>
-      <w:bookmarkStart w:id="0" w:name="_Toc221636923"/>
+      <w:bookmarkStart w:id="0" w:name="_Toc226067254"/>
       <w:r>
         <w:lastRenderedPageBreak/>
         <w:t>RESSALVAS E LIMITAÇÕES</w:t>
@@ -1583,7 +1492,7 @@
         <w:spacing w:before="0"/>
         <w:ind w:left="357" w:hanging="357"/>
       </w:pPr>
-      <w:bookmarkStart w:id="1" w:name="_Toc221636924"/>
+      <w:bookmarkStart w:id="1" w:name="_Toc226067255"/>
       <w:r>
         <w:lastRenderedPageBreak/>
         <w:t>RESPONSABILIDADES</w:t>
@@ -1742,10 +1651,19 @@
         </w:numPr>
         <w:ind w:left="357" w:hanging="357"/>
       </w:pPr>
-      <w:bookmarkStart w:id="2" w:name="_Toc221636925"/>
+      <w:bookmarkStart w:id="2" w:name="_Toc226067256"/>
       <w:r>
         <w:lastRenderedPageBreak/>
-        <w:t>PROCEDIMENTOS E EQUIPAMENTOS</w:t>
+        <w:t>PROCEDIMENTOS</w:t>
+      </w:r>
+      <w:r>
+        <w:t>,</w:t>
+      </w:r>
+      <w:r>
+        <w:t xml:space="preserve"> EQUIPAMENTOS</w:t>
+      </w:r>
+      <w:r>
+        <w:t xml:space="preserve"> E REGISTROS</w:t>
       </w:r>
       <w:bookmarkEnd w:id="2"/>
     </w:p>
@@ -2250,77 +2168,52 @@
     </w:p>
     <w:p>
       <w:pPr>
-        <w:pStyle w:val="Ttulo1"/>
-        <w:pageBreakBefore/>
-        <w:numPr>
-          <w:ilvl w:val="0"/>
-          <w:numId w:val="31"/>
-        </w:numPr>
         <w:spacing w:line="240" w:lineRule="auto"/>
-        <w:ind w:left="357" w:hanging="357"/>
-      </w:pPr>
-      <w:bookmarkStart w:id="3" w:name="_Toc221636926"/>
-      <w:r>
-        <w:lastRenderedPageBreak/>
-        <w:t>REGISTROS FOTOGRÁFICOS</w:t>
-      </w:r>
-      <w:bookmarkEnd w:id="3"/>
-    </w:p>
-    <w:p>
-      <w:pPr>
-        <w:rPr>
-          <w:sz w:val="14"/>
-          <w:szCs w:val="12"/>
-        </w:rPr>
-      </w:pPr>
-    </w:p>
-    <w:p>
-      <w:pPr>
         <w:jc w:val="center"/>
+      </w:pPr>
+      <w:r>
         <w:rPr>
           <w:sz w:val="22"/>
           <w:szCs w:val="20"/>
         </w:rPr>
-      </w:pPr>
+        <w:lastRenderedPageBreak/>
+        <w:t xml:space="preserve">{% for item in registros </w:t>
+      </w:r>
+      <w:proofErr w:type="gramStart"/>
       <w:r>
         <w:rPr>
           <w:sz w:val="22"/>
           <w:szCs w:val="20"/>
         </w:rPr>
-        <w:t>{% for item in registros %}</w:t>
-      </w:r>
-    </w:p>
-    <w:p>
-      <w:pPr>
-        <w:jc w:val="center"/>
-      </w:pPr>
+        <w:t>%}</w:t>
+      </w:r>
+      <w:r>
+        <w:t xml:space="preserve">{{ </w:t>
+      </w:r>
+      <w:proofErr w:type="spellStart"/>
+      <w:r>
+        <w:t>item</w:t>
+      </w:r>
+      <w:proofErr w:type="gramEnd"/>
+      <w:r>
+        <w:t>.</w:t>
+      </w:r>
       <w:proofErr w:type="gramStart"/>
       <w:r>
-        <w:t xml:space="preserve">{{ </w:t>
-      </w:r>
-      <w:proofErr w:type="spellStart"/>
-      <w:r>
-        <w:t>item</w:t>
+        <w:t>foto</w:t>
+      </w:r>
+      <w:proofErr w:type="spellEnd"/>
+      <w:r>
+        <w:t xml:space="preserve"> }</w:t>
       </w:r>
       <w:proofErr w:type="gramEnd"/>
       <w:r>
-        <w:t>.</w:t>
-      </w:r>
-      <w:proofErr w:type="gramStart"/>
-      <w:r>
-        <w:t>foto</w:t>
-      </w:r>
-      <w:proofErr w:type="spellEnd"/>
-      <w:r>
-        <w:t xml:space="preserve"> }</w:t>
-      </w:r>
-      <w:proofErr w:type="gramEnd"/>
-      <w:r>
         <w:t>}</w:t>
       </w:r>
     </w:p>
     <w:p>
       <w:pPr>
+        <w:spacing w:line="240" w:lineRule="auto"/>
         <w:jc w:val="center"/>
         <w:rPr>
           <w:i/>
@@ -2343,8 +2236,8 @@
         <w:rPr>
           <w:i/>
           <w:iCs/>
-          <w:sz w:val="18"/>
-          <w:szCs w:val="18"/>
+          <w:sz w:val="20"/>
+          <w:szCs w:val="20"/>
         </w:rPr>
         <w:t xml:space="preserve">{{ </w:t>
       </w:r>
@@ -2353,8 +2246,8 @@
         <w:rPr>
           <w:i/>
           <w:iCs/>
-          <w:sz w:val="18"/>
-          <w:szCs w:val="18"/>
+          <w:sz w:val="20"/>
+          <w:szCs w:val="20"/>
         </w:rPr>
         <w:t>loop</w:t>
       </w:r>
@@ -2363,8 +2256,8 @@
         <w:rPr>
           <w:i/>
           <w:iCs/>
-          <w:sz w:val="18"/>
-          <w:szCs w:val="18"/>
+          <w:sz w:val="20"/>
+          <w:szCs w:val="20"/>
         </w:rPr>
         <w:t>.</w:t>
       </w:r>
@@ -2373,8 +2266,8 @@
         <w:rPr>
           <w:i/>
           <w:iCs/>
-          <w:sz w:val="18"/>
-          <w:szCs w:val="18"/>
+          <w:sz w:val="20"/>
+          <w:szCs w:val="20"/>
         </w:rPr>
         <w:t>index</w:t>
       </w:r>
@@ -2383,8 +2276,8 @@
         <w:rPr>
           <w:i/>
           <w:iCs/>
-          <w:sz w:val="18"/>
-          <w:szCs w:val="18"/>
+          <w:sz w:val="20"/>
+          <w:szCs w:val="20"/>
         </w:rPr>
         <w:t xml:space="preserve"> }</w:t>
       </w:r>
@@ -2393,8 +2286,8 @@
         <w:rPr>
           <w:i/>
           <w:iCs/>
-          <w:sz w:val="18"/>
-          <w:szCs w:val="18"/>
+          <w:sz w:val="20"/>
+          <w:szCs w:val="20"/>
         </w:rPr>
         <w:t xml:space="preserve">} – </w:t>
       </w:r>
@@ -2403,8 +2296,8 @@
         <w:rPr>
           <w:i/>
           <w:iCs/>
-          <w:sz w:val="18"/>
-          <w:szCs w:val="18"/>
+          <w:sz w:val="20"/>
+          <w:szCs w:val="20"/>
         </w:rPr>
         <w:t xml:space="preserve">{{ </w:t>
       </w:r>
@@ -2413,8 +2306,8 @@
         <w:rPr>
           <w:i/>
           <w:iCs/>
-          <w:sz w:val="18"/>
-          <w:szCs w:val="18"/>
+          <w:sz w:val="20"/>
+          <w:szCs w:val="20"/>
         </w:rPr>
         <w:t>item</w:t>
       </w:r>
@@ -2423,8 +2316,8 @@
         <w:rPr>
           <w:i/>
           <w:iCs/>
-          <w:sz w:val="18"/>
-          <w:szCs w:val="18"/>
+          <w:sz w:val="20"/>
+          <w:szCs w:val="20"/>
         </w:rPr>
         <w:t>.</w:t>
       </w:r>
@@ -2433,8 +2326,8 @@
         <w:rPr>
           <w:i/>
           <w:iCs/>
-          <w:sz w:val="18"/>
-          <w:szCs w:val="18"/>
+          <w:sz w:val="20"/>
+          <w:szCs w:val="20"/>
         </w:rPr>
         <w:t>legenda</w:t>
       </w:r>
@@ -2443,8 +2336,8 @@
         <w:rPr>
           <w:i/>
           <w:iCs/>
-          <w:sz w:val="18"/>
-          <w:szCs w:val="18"/>
+          <w:sz w:val="20"/>
+          <w:szCs w:val="20"/>
         </w:rPr>
         <w:t xml:space="preserve"> }</w:t>
       </w:r>
@@ -2453,8 +2346,8 @@
         <w:rPr>
           <w:i/>
           <w:iCs/>
-          <w:sz w:val="18"/>
-          <w:szCs w:val="18"/>
+          <w:sz w:val="20"/>
+          <w:szCs w:val="20"/>
         </w:rPr>
         <w:t>}</w:t>
       </w:r>
@@ -2485,12 +2378,12 @@
         </w:numPr>
         <w:ind w:left="357" w:hanging="357"/>
       </w:pPr>
-      <w:bookmarkStart w:id="4" w:name="_Toc221636927"/>
+      <w:bookmarkStart w:id="3" w:name="_Toc226067257"/>
       <w:r>
         <w:lastRenderedPageBreak/>
         <w:t>CONSIDERAÇÕES FINAIS</w:t>
       </w:r>
-      <w:bookmarkEnd w:id="4"/>
+      <w:bookmarkEnd w:id="3"/>
     </w:p>
     <w:p>
       <w:r>
@@ -3280,7 +3173,7 @@
         <v:path o:extrusionok="f" gradientshapeok="t" o:connecttype="rect"/>
         <o:lock v:ext="edit" aspectratio="t"/>
       </v:shapetype>
-      <v:shape id="_x0000_i1025" type="#_x0000_t75" style="width:21.9pt;height:14.4pt;visibility:visible;mso-wrap-style:square" o:bullet="t">
+      <v:shape id="_x0000_i1025" type="#_x0000_t75" style="width:21.75pt;height:14.25pt;visibility:visible;mso-wrap-style:square" o:bullet="t">
         <v:imagedata r:id="rId1" o:title=""/>
       </v:shape>
     </w:pict>

--- a/LT_RIGO_001_2026-MODELO.docx
+++ b/LT_RIGO_001_2026-MODELO.docx
@@ -2168,13 +2168,15 @@
     </w:p>
     <w:p>
       <w:pPr>
-        <w:spacing w:line="240" w:lineRule="auto"/>
+        <w:spacing w:line="360" w:lineRule="auto"/>
         <w:jc w:val="center"/>
-      </w:pPr>
-      <w:r>
-        <w:rPr>
-          <w:sz w:val="22"/>
-          <w:szCs w:val="20"/>
+        <w:rPr>
+          <w:szCs w:val="24"/>
+        </w:rPr>
+      </w:pPr>
+      <w:r>
+        <w:rPr>
+          <w:szCs w:val="24"/>
         </w:rPr>
         <w:lastRenderedPageBreak/>
         <w:t xml:space="preserve">{% for item in registros </w:t>
@@ -2182,52 +2184,67 @@
       <w:proofErr w:type="gramStart"/>
       <w:r>
         <w:rPr>
-          <w:sz w:val="22"/>
-          <w:szCs w:val="20"/>
+          <w:szCs w:val="24"/>
         </w:rPr>
         <w:t>%}</w:t>
       </w:r>
       <w:r>
+        <w:rPr>
+          <w:szCs w:val="24"/>
+        </w:rPr>
         <w:t xml:space="preserve">{{ </w:t>
       </w:r>
       <w:proofErr w:type="spellStart"/>
       <w:r>
+        <w:rPr>
+          <w:szCs w:val="24"/>
+        </w:rPr>
         <w:t>item</w:t>
       </w:r>
       <w:proofErr w:type="gramEnd"/>
       <w:r>
+        <w:rPr>
+          <w:szCs w:val="24"/>
+        </w:rPr>
         <w:t>.</w:t>
       </w:r>
       <w:proofErr w:type="gramStart"/>
       <w:r>
+        <w:rPr>
+          <w:szCs w:val="24"/>
+        </w:rPr>
         <w:t>foto</w:t>
       </w:r>
       <w:proofErr w:type="spellEnd"/>
       <w:r>
+        <w:rPr>
+          <w:szCs w:val="24"/>
+        </w:rPr>
         <w:t xml:space="preserve"> }</w:t>
       </w:r>
       <w:proofErr w:type="gramEnd"/>
       <w:r>
+        <w:rPr>
+          <w:szCs w:val="24"/>
+        </w:rPr>
         <w:t>}</w:t>
       </w:r>
     </w:p>
     <w:p>
       <w:pPr>
-        <w:spacing w:line="240" w:lineRule="auto"/>
+        <w:spacing w:line="360" w:lineRule="auto"/>
         <w:jc w:val="center"/>
         <w:rPr>
           <w:i/>
           <w:iCs/>
-          <w:sz w:val="18"/>
-          <w:szCs w:val="18"/>
+          <w:szCs w:val="24"/>
         </w:rPr>
       </w:pPr>
       <w:r>
         <w:rPr>
           <w:i/>
           <w:iCs/>
-          <w:sz w:val="18"/>
-          <w:szCs w:val="18"/>
+          <w:szCs w:val="24"/>
         </w:rPr>
         <w:t xml:space="preserve">Figura </w:t>
       </w:r>
@@ -2236,8 +2253,7 @@
         <w:rPr>
           <w:i/>
           <w:iCs/>
-          <w:sz w:val="20"/>
-          <w:szCs w:val="20"/>
+          <w:szCs w:val="24"/>
         </w:rPr>
         <w:t xml:space="preserve">{{ </w:t>
       </w:r>
@@ -2246,8 +2262,7 @@
         <w:rPr>
           <w:i/>
           <w:iCs/>
-          <w:sz w:val="20"/>
-          <w:szCs w:val="20"/>
+          <w:szCs w:val="24"/>
         </w:rPr>
         <w:t>loop</w:t>
       </w:r>
@@ -2256,8 +2271,7 @@
         <w:rPr>
           <w:i/>
           <w:iCs/>
-          <w:sz w:val="20"/>
-          <w:szCs w:val="20"/>
+          <w:szCs w:val="24"/>
         </w:rPr>
         <w:t>.</w:t>
       </w:r>
@@ -2266,8 +2280,7 @@
         <w:rPr>
           <w:i/>
           <w:iCs/>
-          <w:sz w:val="20"/>
-          <w:szCs w:val="20"/>
+          <w:szCs w:val="24"/>
         </w:rPr>
         <w:t>index</w:t>
       </w:r>
@@ -2276,8 +2289,7 @@
         <w:rPr>
           <w:i/>
           <w:iCs/>
-          <w:sz w:val="20"/>
-          <w:szCs w:val="20"/>
+          <w:szCs w:val="24"/>
         </w:rPr>
         <w:t xml:space="preserve"> }</w:t>
       </w:r>
@@ -2286,8 +2298,7 @@
         <w:rPr>
           <w:i/>
           <w:iCs/>
-          <w:sz w:val="20"/>
-          <w:szCs w:val="20"/>
+          <w:szCs w:val="24"/>
         </w:rPr>
         <w:t xml:space="preserve">} – </w:t>
       </w:r>
@@ -2296,8 +2307,7 @@
         <w:rPr>
           <w:i/>
           <w:iCs/>
-          <w:sz w:val="20"/>
-          <w:szCs w:val="20"/>
+          <w:szCs w:val="24"/>
         </w:rPr>
         <w:t xml:space="preserve">{{ </w:t>
       </w:r>
@@ -2306,8 +2316,7 @@
         <w:rPr>
           <w:i/>
           <w:iCs/>
-          <w:sz w:val="20"/>
-          <w:szCs w:val="20"/>
+          <w:szCs w:val="24"/>
         </w:rPr>
         <w:t>item</w:t>
       </w:r>
@@ -2316,8 +2325,7 @@
         <w:rPr>
           <w:i/>
           <w:iCs/>
-          <w:sz w:val="20"/>
-          <w:szCs w:val="20"/>
+          <w:szCs w:val="24"/>
         </w:rPr>
         <w:t>.</w:t>
       </w:r>
@@ -2326,8 +2334,7 @@
         <w:rPr>
           <w:i/>
           <w:iCs/>
-          <w:sz w:val="20"/>
-          <w:szCs w:val="20"/>
+          <w:szCs w:val="24"/>
         </w:rPr>
         <w:t>legenda</w:t>
       </w:r>
@@ -2336,8 +2343,7 @@
         <w:rPr>
           <w:i/>
           <w:iCs/>
-          <w:sz w:val="20"/>
-          <w:szCs w:val="20"/>
+          <w:szCs w:val="24"/>
         </w:rPr>
         <w:t xml:space="preserve"> }</w:t>
       </w:r>
@@ -2346,25 +2352,37 @@
         <w:rPr>
           <w:i/>
           <w:iCs/>
-          <w:sz w:val="20"/>
-          <w:szCs w:val="20"/>
+          <w:szCs w:val="24"/>
         </w:rPr>
         <w:t>}</w:t>
       </w:r>
     </w:p>
     <w:p>
       <w:pPr>
+        <w:spacing w:line="360" w:lineRule="auto"/>
         <w:jc w:val="center"/>
-      </w:pPr>
-      <w:r>
+        <w:rPr>
+          <w:szCs w:val="24"/>
+        </w:rPr>
+      </w:pPr>
+      <w:r>
+        <w:rPr>
+          <w:szCs w:val="24"/>
+        </w:rPr>
         <w:t xml:space="preserve">{% </w:t>
       </w:r>
       <w:proofErr w:type="spellStart"/>
       <w:r>
+        <w:rPr>
+          <w:szCs w:val="24"/>
+        </w:rPr>
         <w:t>endfor</w:t>
       </w:r>
       <w:proofErr w:type="spellEnd"/>
       <w:r>
+        <w:rPr>
+          <w:szCs w:val="24"/>
+        </w:rPr>
         <w:t xml:space="preserve"> %}</w:t>
       </w:r>
     </w:p>

--- a/LT_RIGO_001_2026-MODELO.docx
+++ b/LT_RIGO_001_2026-MODELO.docx
@@ -103,7 +103,6 @@
           <w:szCs w:val="30"/>
         </w:rPr>
       </w:pPr>
-      <w:proofErr w:type="gramStart"/>
       <w:r>
         <w:rPr>
           <w:rFonts w:cs="Arial"/>
@@ -113,7 +112,6 @@
         </w:rPr>
         <w:t xml:space="preserve">{{ </w:t>
       </w:r>
-      <w:proofErr w:type="spellStart"/>
       <w:r>
         <w:rPr>
           <w:rFonts w:cs="Arial"/>
@@ -121,29 +119,8 @@
           <w:sz w:val="18"/>
           <w:szCs w:val="18"/>
         </w:rPr>
-        <w:t>foto</w:t>
-      </w:r>
-      <w:proofErr w:type="gramEnd"/>
-      <w:r>
-        <w:rPr>
-          <w:rFonts w:cs="Arial"/>
-          <w:bCs/>
-          <w:sz w:val="18"/>
-          <w:szCs w:val="18"/>
-        </w:rPr>
-        <w:t>_</w:t>
-      </w:r>
-      <w:proofErr w:type="gramStart"/>
-      <w:r>
-        <w:rPr>
-          <w:rFonts w:cs="Arial"/>
-          <w:bCs/>
-          <w:sz w:val="18"/>
-          <w:szCs w:val="18"/>
-        </w:rPr>
-        <w:t>fachada</w:t>
-      </w:r>
-      <w:proofErr w:type="spellEnd"/>
+        <w:t>foto_fachada</w:t>
+      </w:r>
       <w:r>
         <w:rPr>
           <w:rFonts w:cs="Arial"/>
@@ -160,17 +137,7 @@
           <w:sz w:val="30"/>
           <w:szCs w:val="30"/>
         </w:rPr>
-        <w:t>}</w:t>
-      </w:r>
-      <w:proofErr w:type="gramEnd"/>
-      <w:r>
-        <w:rPr>
-          <w:rFonts w:cs="Arial"/>
-          <w:b/>
-          <w:sz w:val="30"/>
-          <w:szCs w:val="30"/>
-        </w:rPr>
-        <w:t>}</w:t>
+        <w:t>}}</w:t>
       </w:r>
     </w:p>
     <w:p>
@@ -183,7 +150,6 @@
           <w:szCs w:val="24"/>
         </w:rPr>
       </w:pPr>
-      <w:proofErr w:type="gramStart"/>
       <w:r>
         <w:rPr>
           <w:rFonts w:cs="Arial"/>
@@ -192,7 +158,6 @@
         </w:rPr>
         <w:t xml:space="preserve">{{ </w:t>
       </w:r>
-      <w:proofErr w:type="spellStart"/>
       <w:r>
         <w:rPr>
           <w:rFonts w:cs="Arial"/>
@@ -217,8 +182,6 @@
         </w:rPr>
         <w:t>o</w:t>
       </w:r>
-      <w:proofErr w:type="spellEnd"/>
-      <w:proofErr w:type="gramEnd"/>
       <w:r>
         <w:rPr>
           <w:rFonts w:cs="Arial"/>
@@ -316,22 +279,54 @@
         </w:rPr>
         <w:t xml:space="preserve">Nome: </w:t>
       </w:r>
-      <w:proofErr w:type="gramStart"/>
       <w:r>
         <w:rPr>
           <w:rFonts w:cs="Arial"/>
           <w:bCs/>
           <w:szCs w:val="24"/>
         </w:rPr>
-        <w:t>{{ nome</w:t>
-      </w:r>
-      <w:proofErr w:type="gramEnd"/>
-      <w:r>
+        <w:t>{{ nome }}</w:t>
+      </w:r>
+    </w:p>
+    <w:p>
+      <w:pPr>
+        <w:spacing w:line="360" w:lineRule="auto"/>
         <w:rPr>
           <w:rFonts w:cs="Arial"/>
           <w:bCs/>
           <w:szCs w:val="24"/>
         </w:rPr>
+      </w:pPr>
+      <w:r>
+        <w:rPr>
+          <w:rFonts w:cs="Arial"/>
+          <w:b/>
+          <w:szCs w:val="24"/>
+        </w:rPr>
+        <w:t xml:space="preserve">CPF: </w:t>
+      </w:r>
+      <w:r>
+        <w:rPr>
+          <w:rFonts w:cs="Arial"/>
+          <w:bCs/>
+          <w:szCs w:val="24"/>
+        </w:rPr>
+        <w:t xml:space="preserve">{{ </w:t>
+      </w:r>
+      <w:r>
+        <w:rPr>
+          <w:rFonts w:cs="Arial"/>
+          <w:bCs/>
+          <w:szCs w:val="24"/>
+        </w:rPr>
+        <w:t>cpf</w:t>
+      </w:r>
+      <w:r>
+        <w:rPr>
+          <w:rFonts w:cs="Arial"/>
+          <w:bCs/>
+          <w:szCs w:val="24"/>
+        </w:rPr>
         <w:t xml:space="preserve"> }}</w:t>
       </w:r>
     </w:p>
@@ -340,9 +335,59 @@
         <w:spacing w:line="360" w:lineRule="auto"/>
         <w:rPr>
           <w:rFonts w:cs="Arial"/>
+          <w:b/>
+          <w:szCs w:val="24"/>
+        </w:rPr>
+      </w:pPr>
+      <w:r>
+        <w:rPr>
+          <w:rFonts w:cs="Arial"/>
+          <w:b/>
+          <w:szCs w:val="24"/>
+        </w:rPr>
+        <w:t xml:space="preserve">Apartamento: </w:t>
+      </w:r>
+      <w:r>
+        <w:rPr>
+          <w:rFonts w:cs="Arial"/>
           <w:bCs/>
           <w:szCs w:val="24"/>
         </w:rPr>
+        <w:t xml:space="preserve">{{ </w:t>
+      </w:r>
+      <w:r>
+        <w:rPr>
+          <w:rFonts w:cs="Arial"/>
+          <w:bCs/>
+          <w:szCs w:val="24"/>
+        </w:rPr>
+        <w:t>a</w:t>
+      </w:r>
+      <w:r>
+        <w:rPr>
+          <w:rFonts w:cs="Arial"/>
+          <w:bCs/>
+          <w:szCs w:val="24"/>
+        </w:rPr>
+        <w:t>partamento</w:t>
+      </w:r>
+      <w:r>
+        <w:rPr>
+          <w:rFonts w:cs="Arial"/>
+          <w:bCs/>
+          <w:szCs w:val="24"/>
+        </w:rPr>
+        <w:t xml:space="preserve"> }}</w:t>
+      </w:r>
+    </w:p>
+    <w:p>
+      <w:pPr>
+        <w:spacing w:line="360" w:lineRule="auto"/>
+        <w:rPr>
+          <w:rFonts w:cs="Arial"/>
+          <w:bCs/>
+          <w:szCs w:val="24"/>
+        </w:rPr>
       </w:pPr>
       <w:r>
         <w:rPr>
@@ -350,9 +395,8 @@
           <w:b/>
           <w:szCs w:val="24"/>
         </w:rPr>
-        <w:t xml:space="preserve">CPF: </w:t>
-      </w:r>
-      <w:proofErr w:type="gramStart"/>
+        <w:t xml:space="preserve">Torre: </w:t>
+      </w:r>
       <w:r>
         <w:rPr>
           <w:rFonts w:cs="Arial"/>
@@ -361,23 +405,28 @@
         </w:rPr>
         <w:t xml:space="preserve">{{ </w:t>
       </w:r>
-      <w:proofErr w:type="spellStart"/>
       <w:r>
         <w:rPr>
           <w:rFonts w:cs="Arial"/>
           <w:bCs/>
           <w:szCs w:val="24"/>
         </w:rPr>
-        <w:t>cpf</w:t>
-      </w:r>
-      <w:proofErr w:type="spellEnd"/>
-      <w:proofErr w:type="gramEnd"/>
+        <w:t>t</w:t>
+      </w:r>
       <w:r>
         <w:rPr>
           <w:rFonts w:cs="Arial"/>
           <w:bCs/>
           <w:szCs w:val="24"/>
         </w:rPr>
+        <w:t>orre</w:t>
+      </w:r>
+      <w:r>
+        <w:rPr>
+          <w:rFonts w:cs="Arial"/>
+          <w:bCs/>
+          <w:szCs w:val="24"/>
+        </w:rPr>
         <w:t xml:space="preserve"> }}</w:t>
       </w:r>
     </w:p>
@@ -386,19 +435,18 @@
         <w:spacing w:line="360" w:lineRule="auto"/>
         <w:rPr>
           <w:rFonts w:cs="Arial"/>
+          <w:bCs/>
+          <w:szCs w:val="24"/>
+        </w:rPr>
+      </w:pPr>
+      <w:r>
+        <w:rPr>
+          <w:rFonts w:cs="Arial"/>
           <w:b/>
           <w:szCs w:val="24"/>
         </w:rPr>
-      </w:pPr>
-      <w:r>
-        <w:rPr>
-          <w:rFonts w:cs="Arial"/>
-          <w:b/>
-          <w:szCs w:val="24"/>
-        </w:rPr>
-        <w:t xml:space="preserve">Apartamento: </w:t>
-      </w:r>
-      <w:proofErr w:type="gramStart"/>
+        <w:t xml:space="preserve">Data da Vistoria: </w:t>
+      </w:r>
       <w:r>
         <w:rPr>
           <w:rFonts w:cs="Arial"/>
@@ -413,7 +461,7 @@
           <w:bCs/>
           <w:szCs w:val="24"/>
         </w:rPr>
-        <w:t>a</w:t>
+        <w:t>d</w:t>
       </w:r>
       <w:r>
         <w:rPr>
@@ -421,164 +469,47 @@
           <w:bCs/>
           <w:szCs w:val="24"/>
         </w:rPr>
-        <w:t>partamento</w:t>
-      </w:r>
-      <w:proofErr w:type="gramEnd"/>
+        <w:t>ata</w:t>
+      </w:r>
       <w:r>
         <w:rPr>
           <w:rFonts w:cs="Arial"/>
           <w:bCs/>
           <w:szCs w:val="24"/>
         </w:rPr>
+        <w:t>_</w:t>
+      </w:r>
+      <w:r>
+        <w:rPr>
+          <w:rFonts w:cs="Arial"/>
+          <w:bCs/>
+          <w:szCs w:val="24"/>
+        </w:rPr>
+        <w:t>da</w:t>
+      </w:r>
+      <w:r>
+        <w:rPr>
+          <w:rFonts w:cs="Arial"/>
+          <w:bCs/>
+          <w:szCs w:val="24"/>
+        </w:rPr>
+        <w:t>_</w:t>
+      </w:r>
+      <w:r>
+        <w:rPr>
+          <w:rFonts w:cs="Arial"/>
+          <w:bCs/>
+          <w:szCs w:val="24"/>
+        </w:rPr>
+        <w:t>Vis</w:t>
+      </w:r>
+      <w:r>
+        <w:rPr>
+          <w:rFonts w:cs="Arial"/>
+          <w:bCs/>
+          <w:szCs w:val="24"/>
+        </w:rPr>
         <w:t xml:space="preserve"> }}</w:t>
-      </w:r>
-    </w:p>
-    <w:p>
-      <w:pPr>
-        <w:spacing w:line="360" w:lineRule="auto"/>
-        <w:rPr>
-          <w:rFonts w:cs="Arial"/>
-          <w:bCs/>
-          <w:szCs w:val="24"/>
-        </w:rPr>
-      </w:pPr>
-      <w:r>
-        <w:rPr>
-          <w:rFonts w:cs="Arial"/>
-          <w:b/>
-          <w:szCs w:val="24"/>
-        </w:rPr>
-        <w:t xml:space="preserve">Torre: </w:t>
-      </w:r>
-      <w:proofErr w:type="gramStart"/>
-      <w:r>
-        <w:rPr>
-          <w:rFonts w:cs="Arial"/>
-          <w:bCs/>
-          <w:szCs w:val="24"/>
-        </w:rPr>
-        <w:t xml:space="preserve">{{ </w:t>
-      </w:r>
-      <w:r>
-        <w:rPr>
-          <w:rFonts w:cs="Arial"/>
-          <w:bCs/>
-          <w:szCs w:val="24"/>
-        </w:rPr>
-        <w:t>t</w:t>
-      </w:r>
-      <w:r>
-        <w:rPr>
-          <w:rFonts w:cs="Arial"/>
-          <w:bCs/>
-          <w:szCs w:val="24"/>
-        </w:rPr>
-        <w:t>orre</w:t>
-      </w:r>
-      <w:proofErr w:type="gramEnd"/>
-      <w:r>
-        <w:rPr>
-          <w:rFonts w:cs="Arial"/>
-          <w:bCs/>
-          <w:szCs w:val="24"/>
-        </w:rPr>
-        <w:t xml:space="preserve"> }}</w:t>
-      </w:r>
-    </w:p>
-    <w:p>
-      <w:pPr>
-        <w:spacing w:line="360" w:lineRule="auto"/>
-        <w:rPr>
-          <w:rFonts w:cs="Arial"/>
-          <w:bCs/>
-          <w:szCs w:val="24"/>
-        </w:rPr>
-      </w:pPr>
-      <w:r>
-        <w:rPr>
-          <w:rFonts w:cs="Arial"/>
-          <w:b/>
-          <w:szCs w:val="24"/>
-        </w:rPr>
-        <w:t xml:space="preserve">Data da Vistoria: </w:t>
-      </w:r>
-      <w:proofErr w:type="gramStart"/>
-      <w:r>
-        <w:rPr>
-          <w:rFonts w:cs="Arial"/>
-          <w:bCs/>
-          <w:szCs w:val="24"/>
-        </w:rPr>
-        <w:t xml:space="preserve">{{ </w:t>
-      </w:r>
-      <w:proofErr w:type="spellStart"/>
-      <w:r>
-        <w:rPr>
-          <w:rFonts w:cs="Arial"/>
-          <w:bCs/>
-          <w:szCs w:val="24"/>
-        </w:rPr>
-        <w:t>d</w:t>
-      </w:r>
-      <w:r>
-        <w:rPr>
-          <w:rFonts w:cs="Arial"/>
-          <w:bCs/>
-          <w:szCs w:val="24"/>
-        </w:rPr>
-        <w:t>ata</w:t>
-      </w:r>
-      <w:proofErr w:type="gramEnd"/>
-      <w:r>
-        <w:rPr>
-          <w:rFonts w:cs="Arial"/>
-          <w:bCs/>
-          <w:szCs w:val="24"/>
-        </w:rPr>
-        <w:t>_</w:t>
-      </w:r>
-      <w:r>
-        <w:rPr>
-          <w:rFonts w:cs="Arial"/>
-          <w:bCs/>
-          <w:szCs w:val="24"/>
-        </w:rPr>
-        <w:t>da</w:t>
-      </w:r>
-      <w:r>
-        <w:rPr>
-          <w:rFonts w:cs="Arial"/>
-          <w:bCs/>
-          <w:szCs w:val="24"/>
-        </w:rPr>
-        <w:t>_</w:t>
-      </w:r>
-      <w:proofErr w:type="gramStart"/>
-      <w:r>
-        <w:rPr>
-          <w:rFonts w:cs="Arial"/>
-          <w:bCs/>
-          <w:szCs w:val="24"/>
-        </w:rPr>
-        <w:t>Vis</w:t>
-      </w:r>
-      <w:proofErr w:type="spellEnd"/>
-      <w:r>
-        <w:rPr>
-          <w:rFonts w:cs="Arial"/>
-          <w:bCs/>
-          <w:szCs w:val="24"/>
-        </w:rPr>
-        <w:t xml:space="preserve"> }</w:t>
-      </w:r>
-      <w:proofErr w:type="gramEnd"/>
-      <w:r>
-        <w:rPr>
-          <w:rFonts w:cs="Arial"/>
-          <w:bCs/>
-          <w:szCs w:val="24"/>
-        </w:rPr>
-        <w:t>}</w:t>
       </w:r>
     </w:p>
     <w:p>
@@ -1409,13 +1340,8 @@
         <w:t xml:space="preserve"> impossibilitando a devida vistoria</w:t>
       </w:r>
       <w:r>
-        <w:t xml:space="preserve"> </w:t>
-      </w:r>
-      <w:proofErr w:type="gramStart"/>
-      <w:r>
-        <w:t>dos mesmos</w:t>
-      </w:r>
-      <w:proofErr w:type="gramEnd"/>
+        <w:t xml:space="preserve"> dos mesmos</w:t>
+      </w:r>
       <w:r>
         <w:t>.</w:t>
       </w:r>
@@ -2179,55 +2105,13 @@
           <w:szCs w:val="24"/>
         </w:rPr>
         <w:lastRenderedPageBreak/>
-        <w:t xml:space="preserve">{% for item in registros </w:t>
-      </w:r>
-      <w:proofErr w:type="gramStart"/>
-      <w:r>
-        <w:rPr>
-          <w:szCs w:val="24"/>
-        </w:rPr>
-        <w:t>%}</w:t>
-      </w:r>
-      <w:r>
-        <w:rPr>
-          <w:szCs w:val="24"/>
-        </w:rPr>
-        <w:t xml:space="preserve">{{ </w:t>
-      </w:r>
-      <w:proofErr w:type="spellStart"/>
-      <w:r>
-        <w:rPr>
-          <w:szCs w:val="24"/>
-        </w:rPr>
-        <w:t>item</w:t>
-      </w:r>
-      <w:proofErr w:type="gramEnd"/>
-      <w:r>
-        <w:rPr>
-          <w:szCs w:val="24"/>
-        </w:rPr>
-        <w:t>.</w:t>
-      </w:r>
-      <w:proofErr w:type="gramStart"/>
-      <w:r>
-        <w:rPr>
-          <w:szCs w:val="24"/>
-        </w:rPr>
-        <w:t>foto</w:t>
-      </w:r>
-      <w:proofErr w:type="spellEnd"/>
-      <w:r>
-        <w:rPr>
-          <w:szCs w:val="24"/>
-        </w:rPr>
-        <w:t xml:space="preserve"> }</w:t>
-      </w:r>
-      <w:proofErr w:type="gramEnd"/>
-      <w:r>
-        <w:rPr>
-          <w:szCs w:val="24"/>
-        </w:rPr>
-        <w:t>}</w:t>
+        <w:t>{% for item in registros %}</w:t>
+      </w:r>
+      <w:r>
+        <w:rPr>
+          <w:szCs w:val="24"/>
+        </w:rPr>
+        <w:t>{{ item.foto }}</w:t>
       </w:r>
     </w:p>
     <w:p>
@@ -2246,159 +2130,46 @@
           <w:iCs/>
           <w:szCs w:val="24"/>
         </w:rPr>
-        <w:t xml:space="preserve">Figura </w:t>
-      </w:r>
-      <w:proofErr w:type="gramStart"/>
+        <w:t xml:space="preserve">{{ </w:t>
+      </w:r>
       <w:r>
         <w:rPr>
           <w:i/>
           <w:iCs/>
           <w:szCs w:val="24"/>
         </w:rPr>
-        <w:t xml:space="preserve">{{ </w:t>
-      </w:r>
-      <w:proofErr w:type="spellStart"/>
+        <w:t>item.</w:t>
+      </w:r>
       <w:r>
         <w:rPr>
           <w:i/>
           <w:iCs/>
           <w:szCs w:val="24"/>
         </w:rPr>
-        <w:t>loop</w:t>
-      </w:r>
-      <w:proofErr w:type="gramEnd"/>
+        <w:t>ambiente</w:t>
+      </w:r>
       <w:r>
         <w:rPr>
           <w:i/>
           <w:iCs/>
           <w:szCs w:val="24"/>
         </w:rPr>
-        <w:t>.</w:t>
-      </w:r>
-      <w:proofErr w:type="gramStart"/>
-      <w:r>
-        <w:rPr>
-          <w:i/>
-          <w:iCs/>
-          <w:szCs w:val="24"/>
-        </w:rPr>
-        <w:t>index</w:t>
-      </w:r>
-      <w:proofErr w:type="spellEnd"/>
-      <w:r>
-        <w:rPr>
-          <w:i/>
-          <w:iCs/>
-          <w:szCs w:val="24"/>
-        </w:rPr>
-        <w:t xml:space="preserve"> }</w:t>
-      </w:r>
-      <w:proofErr w:type="gramEnd"/>
-      <w:r>
-        <w:rPr>
-          <w:i/>
-          <w:iCs/>
-          <w:szCs w:val="24"/>
-        </w:rPr>
-        <w:t xml:space="preserve">} – </w:t>
-      </w:r>
-      <w:proofErr w:type="gramStart"/>
-      <w:r>
-        <w:rPr>
-          <w:i/>
-          <w:iCs/>
-          <w:szCs w:val="24"/>
-        </w:rPr>
-        <w:t xml:space="preserve">{{ </w:t>
-      </w:r>
-      <w:proofErr w:type="spellStart"/>
-      <w:r>
-        <w:rPr>
-          <w:i/>
-          <w:iCs/>
-          <w:szCs w:val="24"/>
-        </w:rPr>
-        <w:t>item</w:t>
-      </w:r>
-      <w:proofErr w:type="gramEnd"/>
-      <w:r>
-        <w:rPr>
-          <w:i/>
-          <w:iCs/>
-          <w:szCs w:val="24"/>
-        </w:rPr>
-        <w:t>.</w:t>
-      </w:r>
-      <w:proofErr w:type="gramStart"/>
-      <w:r>
-        <w:rPr>
-          <w:i/>
-          <w:iCs/>
-          <w:szCs w:val="24"/>
-        </w:rPr>
-        <w:t>legenda</w:t>
-      </w:r>
-      <w:proofErr w:type="spellEnd"/>
-      <w:r>
-        <w:rPr>
-          <w:i/>
-          <w:iCs/>
-          <w:szCs w:val="24"/>
-        </w:rPr>
-        <w:t xml:space="preserve"> }</w:t>
-      </w:r>
-      <w:proofErr w:type="gramEnd"/>
-      <w:r>
-        <w:rPr>
-          <w:i/>
-          <w:iCs/>
-          <w:szCs w:val="24"/>
-        </w:rPr>
-        <w:t>}</w:t>
+        <w:t xml:space="preserve"> }} – {{ item.legenda }}</w:t>
       </w:r>
     </w:p>
     <w:p>
       <w:pPr>
         <w:spacing w:line="360" w:lineRule="auto"/>
         <w:jc w:val="center"/>
-        <w:rPr>
-          <w:szCs w:val="24"/>
-        </w:rPr>
-      </w:pPr>
-      <w:r>
-        <w:rPr>
-          <w:szCs w:val="24"/>
-        </w:rPr>
-        <w:t xml:space="preserve">{% </w:t>
-      </w:r>
-      <w:proofErr w:type="spellStart"/>
-      <w:r>
-        <w:rPr>
-          <w:szCs w:val="24"/>
-        </w:rPr>
-        <w:t>endfor</w:t>
-      </w:r>
-      <w:proofErr w:type="spellEnd"/>
-      <w:r>
-        <w:rPr>
-          <w:szCs w:val="24"/>
-        </w:rPr>
-        <w:t xml:space="preserve"> %}</w:t>
-      </w:r>
-    </w:p>
-    <w:p>
-      <w:pPr>
-        <w:pStyle w:val="Ttulo1"/>
-        <w:pageBreakBefore/>
-        <w:numPr>
-          <w:ilvl w:val="0"/>
-          <w:numId w:val="31"/>
-        </w:numPr>
-        <w:ind w:left="357" w:hanging="357"/>
-      </w:pPr>
+      </w:pPr>
+      <w:r>
+        <w:rPr>
+          <w:szCs w:val="24"/>
+        </w:rPr>
+        <w:t>{% endfor %}</w:t>
+      </w:r>
       <w:bookmarkStart w:id="3" w:name="_Toc226067257"/>
       <w:r>
-        <w:lastRenderedPageBreak/>
         <w:t>CONSIDERAÇÕES FINAIS</w:t>
       </w:r>
       <w:bookmarkEnd w:id="3"/>
@@ -2437,73 +2208,26 @@
       <w:r>
         <w:t xml:space="preserve">São Paulo, SP, </w:t>
       </w:r>
-      <w:proofErr w:type="gramStart"/>
-      <w:r>
-        <w:t xml:space="preserve">{{ </w:t>
-      </w:r>
-      <w:proofErr w:type="spellStart"/>
-      <w:r>
-        <w:t>dia</w:t>
-      </w:r>
-      <w:proofErr w:type="gramEnd"/>
-      <w:r>
-        <w:t>_</w:t>
-      </w:r>
-      <w:proofErr w:type="gramStart"/>
-      <w:r>
-        <w:t>laudo</w:t>
-      </w:r>
-      <w:proofErr w:type="spellEnd"/>
-      <w:r>
-        <w:t xml:space="preserve"> }</w:t>
-      </w:r>
-      <w:proofErr w:type="gramEnd"/>
-      <w:r>
-        <w:t xml:space="preserve">} </w:t>
+      <w:r>
+        <w:t xml:space="preserve">{{ dia_laudo }} </w:t>
       </w:r>
       <w:r>
         <w:t xml:space="preserve">de </w:t>
       </w:r>
-      <w:proofErr w:type="gramStart"/>
-      <w:r>
-        <w:t xml:space="preserve">{{ </w:t>
-      </w:r>
-      <w:proofErr w:type="spellStart"/>
-      <w:r>
-        <w:t>m</w:t>
+      <w:r>
+        <w:t>{{ m</w:t>
       </w:r>
       <w:r>
         <w:t>e</w:t>
       </w:r>
       <w:r>
-        <w:t>s</w:t>
-      </w:r>
-      <w:proofErr w:type="gramEnd"/>
-      <w:r>
-        <w:t>_laudo_</w:t>
-      </w:r>
-      <w:proofErr w:type="gramStart"/>
-      <w:r>
-        <w:t>extenso</w:t>
-      </w:r>
-      <w:proofErr w:type="spellEnd"/>
-      <w:r>
-        <w:t xml:space="preserve"> }</w:t>
-      </w:r>
-      <w:proofErr w:type="gramEnd"/>
-      <w:r>
-        <w:t>}</w:t>
+        <w:t>s_laudo_extenso }}</w:t>
       </w:r>
       <w:r>
         <w:t xml:space="preserve"> de </w:t>
       </w:r>
-      <w:proofErr w:type="gramStart"/>
-      <w:r>
-        <w:t>{{ ano</w:t>
-      </w:r>
-      <w:proofErr w:type="gramEnd"/>
-      <w:r>
-        <w:t xml:space="preserve"> }}</w:t>
+      <w:r>
+        <w:t>{{ ano }}</w:t>
       </w:r>
     </w:p>
     <w:p/>
@@ -2563,6 +2287,7 @@
         <w:jc w:val="left"/>
       </w:pPr>
       <w:r>
+        <w:lastRenderedPageBreak/>
         <w:t>Pós-Graduado em Engenharia de Segurança do Trabalho</w:t>
       </w:r>
     </w:p>
@@ -2601,15 +2326,7 @@
         <w:t>nº</w:t>
       </w:r>
       <w:r>
-        <w:t xml:space="preserve"> 813 da </w:t>
-      </w:r>
-      <w:proofErr w:type="spellStart"/>
-      <w:r>
-        <w:t>Adpat</w:t>
-      </w:r>
-      <w:proofErr w:type="spellEnd"/>
-      <w:r>
-        <w:t xml:space="preserve"> Brasil</w:t>
+        <w:t xml:space="preserve"> 813 da Adpat Brasil</w:t>
       </w:r>
     </w:p>
     <w:sectPr>

--- a/LT_RIGO_001_2026-MODELO.docx
+++ b/LT_RIGO_001_2026-MODELO.docx
@@ -103,6 +103,7 @@
           <w:szCs w:val="30"/>
         </w:rPr>
       </w:pPr>
+      <w:proofErr w:type="gramStart"/>
       <w:r>
         <w:rPr>
           <w:rFonts w:cs="Arial"/>
@@ -112,6 +113,7 @@
         </w:rPr>
         <w:t xml:space="preserve">{{ </w:t>
       </w:r>
+      <w:proofErr w:type="spellStart"/>
       <w:r>
         <w:rPr>
           <w:rFonts w:cs="Arial"/>
@@ -119,8 +121,29 @@
           <w:sz w:val="18"/>
           <w:szCs w:val="18"/>
         </w:rPr>
-        <w:t>foto_fachada</w:t>
-      </w:r>
+        <w:t>foto</w:t>
+      </w:r>
+      <w:proofErr w:type="gramEnd"/>
+      <w:r>
+        <w:rPr>
+          <w:rFonts w:cs="Arial"/>
+          <w:bCs/>
+          <w:sz w:val="18"/>
+          <w:szCs w:val="18"/>
+        </w:rPr>
+        <w:t>_</w:t>
+      </w:r>
+      <w:proofErr w:type="gramStart"/>
+      <w:r>
+        <w:rPr>
+          <w:rFonts w:cs="Arial"/>
+          <w:bCs/>
+          <w:sz w:val="18"/>
+          <w:szCs w:val="18"/>
+        </w:rPr>
+        <w:t>fachada</w:t>
+      </w:r>
+      <w:proofErr w:type="spellEnd"/>
       <w:r>
         <w:rPr>
           <w:rFonts w:cs="Arial"/>
@@ -137,7 +160,17 @@
           <w:sz w:val="30"/>
           <w:szCs w:val="30"/>
         </w:rPr>
-        <w:t>}}</w:t>
+        <w:t>}</w:t>
+      </w:r>
+      <w:proofErr w:type="gramEnd"/>
+      <w:r>
+        <w:rPr>
+          <w:rFonts w:cs="Arial"/>
+          <w:b/>
+          <w:sz w:val="30"/>
+          <w:szCs w:val="30"/>
+        </w:rPr>
+        <w:t>}</w:t>
       </w:r>
     </w:p>
     <w:p>
@@ -150,6 +183,7 @@
           <w:szCs w:val="24"/>
         </w:rPr>
       </w:pPr>
+      <w:proofErr w:type="gramStart"/>
       <w:r>
         <w:rPr>
           <w:rFonts w:cs="Arial"/>
@@ -158,6 +192,7 @@
         </w:rPr>
         <w:t xml:space="preserve">{{ </w:t>
       </w:r>
+      <w:proofErr w:type="spellStart"/>
       <w:r>
         <w:rPr>
           <w:rFonts w:cs="Arial"/>
@@ -182,6 +217,8 @@
         </w:rPr>
         <w:t>o</w:t>
       </w:r>
+      <w:proofErr w:type="spellEnd"/>
+      <w:proofErr w:type="gramEnd"/>
       <w:r>
         <w:rPr>
           <w:rFonts w:cs="Arial"/>
@@ -279,13 +316,23 @@
         </w:rPr>
         <w:t xml:space="preserve">Nome: </w:t>
       </w:r>
+      <w:proofErr w:type="gramStart"/>
       <w:r>
         <w:rPr>
           <w:rFonts w:cs="Arial"/>
           <w:bCs/>
           <w:szCs w:val="24"/>
         </w:rPr>
-        <w:t>{{ nome }}</w:t>
+        <w:t>{{ nome</w:t>
+      </w:r>
+      <w:proofErr w:type="gramEnd"/>
+      <w:r>
+        <w:rPr>
+          <w:rFonts w:cs="Arial"/>
+          <w:bCs/>
+          <w:szCs w:val="24"/>
+        </w:rPr>
+        <w:t xml:space="preserve"> }}</w:t>
       </w:r>
     </w:p>
     <w:p>
@@ -305,6 +352,7 @@
         </w:rPr>
         <w:t xml:space="preserve">CPF: </w:t>
       </w:r>
+      <w:proofErr w:type="gramStart"/>
       <w:r>
         <w:rPr>
           <w:rFonts w:cs="Arial"/>
@@ -313,6 +361,7 @@
         </w:rPr>
         <w:t xml:space="preserve">{{ </w:t>
       </w:r>
+      <w:proofErr w:type="spellStart"/>
       <w:r>
         <w:rPr>
           <w:rFonts w:cs="Arial"/>
@@ -321,6 +370,8 @@
         </w:rPr>
         <w:t>cpf</w:t>
       </w:r>
+      <w:proofErr w:type="spellEnd"/>
+      <w:proofErr w:type="gramEnd"/>
       <w:r>
         <w:rPr>
           <w:rFonts w:cs="Arial"/>
@@ -347,6 +398,7 @@
         </w:rPr>
         <w:t xml:space="preserve">Apartamento: </w:t>
       </w:r>
+      <w:proofErr w:type="gramStart"/>
       <w:r>
         <w:rPr>
           <w:rFonts w:cs="Arial"/>
@@ -371,6 +423,7 @@
         </w:rPr>
         <w:t>partamento</w:t>
       </w:r>
+      <w:proofErr w:type="gramEnd"/>
       <w:r>
         <w:rPr>
           <w:rFonts w:cs="Arial"/>
@@ -397,6 +450,7 @@
         </w:rPr>
         <w:t xml:space="preserve">Torre: </w:t>
       </w:r>
+      <w:proofErr w:type="gramStart"/>
       <w:r>
         <w:rPr>
           <w:rFonts w:cs="Arial"/>
@@ -421,6 +475,7 @@
         </w:rPr>
         <w:t>orre</w:t>
       </w:r>
+      <w:proofErr w:type="gramEnd"/>
       <w:r>
         <w:rPr>
           <w:rFonts w:cs="Arial"/>
@@ -447,6 +502,7 @@
         </w:rPr>
         <w:t xml:space="preserve">Data da Vistoria: </w:t>
       </w:r>
+      <w:proofErr w:type="gramStart"/>
       <w:r>
         <w:rPr>
           <w:rFonts w:cs="Arial"/>
@@ -455,6 +511,7 @@
         </w:rPr>
         <w:t xml:space="preserve">{{ </w:t>
       </w:r>
+      <w:proofErr w:type="spellStart"/>
       <w:r>
         <w:rPr>
           <w:rFonts w:cs="Arial"/>
@@ -471,6 +528,7 @@
         </w:rPr>
         <w:t>ata</w:t>
       </w:r>
+      <w:proofErr w:type="gramEnd"/>
       <w:r>
         <w:rPr>
           <w:rFonts w:cs="Arial"/>
@@ -495,6 +553,7 @@
         </w:rPr>
         <w:t>_</w:t>
       </w:r>
+      <w:proofErr w:type="gramStart"/>
       <w:r>
         <w:rPr>
           <w:rFonts w:cs="Arial"/>
@@ -503,13 +562,23 @@
         </w:rPr>
         <w:t>Vis</w:t>
       </w:r>
+      <w:proofErr w:type="spellEnd"/>
       <w:r>
         <w:rPr>
           <w:rFonts w:cs="Arial"/>
           <w:bCs/>
           <w:szCs w:val="24"/>
         </w:rPr>
-        <w:t xml:space="preserve"> }}</w:t>
+        <w:t xml:space="preserve"> }</w:t>
+      </w:r>
+      <w:proofErr w:type="gramEnd"/>
+      <w:r>
+        <w:rPr>
+          <w:rFonts w:cs="Arial"/>
+          <w:bCs/>
+          <w:szCs w:val="24"/>
+        </w:rPr>
+        <w:t>}</w:t>
       </w:r>
     </w:p>
     <w:p>
@@ -1340,8 +1409,13 @@
         <w:t xml:space="preserve"> impossibilitando a devida vistoria</w:t>
       </w:r>
       <w:r>
-        <w:t xml:space="preserve"> dos mesmos</w:t>
-      </w:r>
+        <w:t xml:space="preserve"> </w:t>
+      </w:r>
+      <w:proofErr w:type="gramStart"/>
+      <w:r>
+        <w:t>dos mesmos</w:t>
+      </w:r>
+      <w:proofErr w:type="gramEnd"/>
       <w:r>
         <w:t>.</w:t>
       </w:r>
@@ -2105,13 +2179,55 @@
           <w:szCs w:val="24"/>
         </w:rPr>
         <w:lastRenderedPageBreak/>
-        <w:t>{% for item in registros %}</w:t>
-      </w:r>
-      <w:r>
-        <w:rPr>
-          <w:szCs w:val="24"/>
-        </w:rPr>
-        <w:t>{{ item.foto }}</w:t>
+        <w:t xml:space="preserve">{% for item in registros </w:t>
+      </w:r>
+      <w:proofErr w:type="gramStart"/>
+      <w:r>
+        <w:rPr>
+          <w:szCs w:val="24"/>
+        </w:rPr>
+        <w:t>%}</w:t>
+      </w:r>
+      <w:r>
+        <w:rPr>
+          <w:szCs w:val="24"/>
+        </w:rPr>
+        <w:t xml:space="preserve">{{ </w:t>
+      </w:r>
+      <w:proofErr w:type="spellStart"/>
+      <w:r>
+        <w:rPr>
+          <w:szCs w:val="24"/>
+        </w:rPr>
+        <w:t>item</w:t>
+      </w:r>
+      <w:proofErr w:type="gramEnd"/>
+      <w:r>
+        <w:rPr>
+          <w:szCs w:val="24"/>
+        </w:rPr>
+        <w:t>.</w:t>
+      </w:r>
+      <w:proofErr w:type="gramStart"/>
+      <w:r>
+        <w:rPr>
+          <w:szCs w:val="24"/>
+        </w:rPr>
+        <w:t>foto</w:t>
+      </w:r>
+      <w:proofErr w:type="spellEnd"/>
+      <w:r>
+        <w:rPr>
+          <w:szCs w:val="24"/>
+        </w:rPr>
+        <w:t xml:space="preserve"> }</w:t>
+      </w:r>
+      <w:proofErr w:type="gramEnd"/>
+      <w:r>
+        <w:rPr>
+          <w:szCs w:val="24"/>
+        </w:rPr>
+        <w:t>}</w:t>
       </w:r>
     </w:p>
     <w:p>
@@ -2130,46 +2246,175 @@
           <w:iCs/>
           <w:szCs w:val="24"/>
         </w:rPr>
-        <w:t xml:space="preserve">{{ </w:t>
-      </w:r>
+        <w:t>(</w:t>
+      </w:r>
+      <w:proofErr w:type="gramStart"/>
       <w:r>
         <w:rPr>
           <w:i/>
           <w:iCs/>
           <w:szCs w:val="24"/>
         </w:rPr>
-        <w:t>item.</w:t>
-      </w:r>
+        <w:t xml:space="preserve">{{ </w:t>
+      </w:r>
+      <w:proofErr w:type="spellStart"/>
       <w:r>
         <w:rPr>
           <w:i/>
           <w:iCs/>
           <w:szCs w:val="24"/>
         </w:rPr>
-        <w:t>ambiente</w:t>
-      </w:r>
+        <w:t>item</w:t>
+      </w:r>
+      <w:proofErr w:type="gramEnd"/>
       <w:r>
         <w:rPr>
           <w:i/>
           <w:iCs/>
           <w:szCs w:val="24"/>
         </w:rPr>
-        <w:t xml:space="preserve"> }} – {{ item.legenda }}</w:t>
+        <w:t>.</w:t>
+      </w:r>
+      <w:proofErr w:type="gramStart"/>
+      <w:r>
+        <w:rPr>
+          <w:i/>
+          <w:iCs/>
+          <w:szCs w:val="24"/>
+        </w:rPr>
+        <w:t>ambiente</w:t>
+      </w:r>
+      <w:proofErr w:type="spellEnd"/>
+      <w:r>
+        <w:rPr>
+          <w:i/>
+          <w:iCs/>
+          <w:szCs w:val="24"/>
+        </w:rPr>
+        <w:t xml:space="preserve"> }</w:t>
+      </w:r>
+      <w:proofErr w:type="gramEnd"/>
+      <w:r>
+        <w:rPr>
+          <w:i/>
+          <w:iCs/>
+          <w:szCs w:val="24"/>
+        </w:rPr>
+        <w:t>}</w:t>
+      </w:r>
+      <w:r>
+        <w:rPr>
+          <w:i/>
+          <w:iCs/>
+          <w:szCs w:val="24"/>
+        </w:rPr>
+        <w:t>)</w:t>
+      </w:r>
+      <w:r>
+        <w:rPr>
+          <w:i/>
+          <w:iCs/>
+          <w:szCs w:val="24"/>
+        </w:rPr>
+        <w:t xml:space="preserve"> – </w:t>
+      </w:r>
+      <w:proofErr w:type="gramStart"/>
+      <w:r>
+        <w:rPr>
+          <w:i/>
+          <w:iCs/>
+          <w:szCs w:val="24"/>
+        </w:rPr>
+        <w:t xml:space="preserve">{{ </w:t>
+      </w:r>
+      <w:proofErr w:type="spellStart"/>
+      <w:r>
+        <w:rPr>
+          <w:i/>
+          <w:iCs/>
+          <w:szCs w:val="24"/>
+        </w:rPr>
+        <w:t>item</w:t>
+      </w:r>
+      <w:proofErr w:type="gramEnd"/>
+      <w:r>
+        <w:rPr>
+          <w:i/>
+          <w:iCs/>
+          <w:szCs w:val="24"/>
+        </w:rPr>
+        <w:t>.</w:t>
+      </w:r>
+      <w:proofErr w:type="gramStart"/>
+      <w:r>
+        <w:rPr>
+          <w:i/>
+          <w:iCs/>
+          <w:szCs w:val="24"/>
+        </w:rPr>
+        <w:t>legenda</w:t>
+      </w:r>
+      <w:proofErr w:type="spellEnd"/>
+      <w:r>
+        <w:rPr>
+          <w:i/>
+          <w:iCs/>
+          <w:szCs w:val="24"/>
+        </w:rPr>
+        <w:t xml:space="preserve"> }</w:t>
+      </w:r>
+      <w:proofErr w:type="gramEnd"/>
+      <w:r>
+        <w:rPr>
+          <w:i/>
+          <w:iCs/>
+          <w:szCs w:val="24"/>
+        </w:rPr>
+        <w:t>}</w:t>
       </w:r>
     </w:p>
     <w:p>
       <w:pPr>
         <w:spacing w:line="360" w:lineRule="auto"/>
         <w:jc w:val="center"/>
-      </w:pPr>
-      <w:r>
-        <w:rPr>
-          <w:szCs w:val="24"/>
-        </w:rPr>
-        <w:t>{% endfor %}</w:t>
+        <w:rPr>
+          <w:szCs w:val="24"/>
+        </w:rPr>
+      </w:pPr>
+      <w:r>
+        <w:rPr>
+          <w:szCs w:val="24"/>
+        </w:rPr>
+        <w:t xml:space="preserve">{% </w:t>
+      </w:r>
+      <w:proofErr w:type="spellStart"/>
+      <w:r>
+        <w:rPr>
+          <w:szCs w:val="24"/>
+        </w:rPr>
+        <w:t>endfor</w:t>
+      </w:r>
+      <w:proofErr w:type="spellEnd"/>
+      <w:r>
+        <w:rPr>
+          <w:szCs w:val="24"/>
+        </w:rPr>
+        <w:t xml:space="preserve"> %}</w:t>
       </w:r>
       <w:bookmarkStart w:id="3" w:name="_Toc226067257"/>
-      <w:r>
+    </w:p>
+    <w:p>
+      <w:pPr>
+        <w:pStyle w:val="Ttulo1"/>
+        <w:pageBreakBefore/>
+        <w:numPr>
+          <w:ilvl w:val="0"/>
+          <w:numId w:val="31"/>
+        </w:numPr>
+        <w:ind w:left="357" w:hanging="357"/>
+      </w:pPr>
+      <w:r>
+        <w:lastRenderedPageBreak/>
         <w:t>CONSIDERAÇÕES FINAIS</w:t>
       </w:r>
       <w:bookmarkEnd w:id="3"/>
@@ -2208,26 +2453,73 @@
       <w:r>
         <w:t xml:space="preserve">São Paulo, SP, </w:t>
       </w:r>
-      <w:r>
-        <w:t xml:space="preserve">{{ dia_laudo }} </w:t>
+      <w:proofErr w:type="gramStart"/>
+      <w:r>
+        <w:t xml:space="preserve">{{ </w:t>
+      </w:r>
+      <w:proofErr w:type="spellStart"/>
+      <w:r>
+        <w:t>dia</w:t>
+      </w:r>
+      <w:proofErr w:type="gramEnd"/>
+      <w:r>
+        <w:t>_</w:t>
+      </w:r>
+      <w:proofErr w:type="gramStart"/>
+      <w:r>
+        <w:t>laudo</w:t>
+      </w:r>
+      <w:proofErr w:type="spellEnd"/>
+      <w:r>
+        <w:t xml:space="preserve"> }</w:t>
+      </w:r>
+      <w:proofErr w:type="gramEnd"/>
+      <w:r>
+        <w:t xml:space="preserve">} </w:t>
       </w:r>
       <w:r>
         <w:t xml:space="preserve">de </w:t>
       </w:r>
-      <w:r>
-        <w:t>{{ m</w:t>
+      <w:proofErr w:type="gramStart"/>
+      <w:r>
+        <w:t xml:space="preserve">{{ </w:t>
+      </w:r>
+      <w:proofErr w:type="spellStart"/>
+      <w:r>
+        <w:t>m</w:t>
       </w:r>
       <w:r>
         <w:t>e</w:t>
       </w:r>
       <w:r>
-        <w:t>s_laudo_extenso }}</w:t>
+        <w:t>s</w:t>
+      </w:r>
+      <w:proofErr w:type="gramEnd"/>
+      <w:r>
+        <w:t>_laudo_</w:t>
+      </w:r>
+      <w:proofErr w:type="gramStart"/>
+      <w:r>
+        <w:t>extenso</w:t>
+      </w:r>
+      <w:proofErr w:type="spellEnd"/>
+      <w:r>
+        <w:t xml:space="preserve"> }</w:t>
+      </w:r>
+      <w:proofErr w:type="gramEnd"/>
+      <w:r>
+        <w:t>}</w:t>
       </w:r>
       <w:r>
         <w:t xml:space="preserve"> de </w:t>
       </w:r>
-      <w:r>
-        <w:t>{{ ano }}</w:t>
+      <w:proofErr w:type="gramStart"/>
+      <w:r>
+        <w:t>{{ ano</w:t>
+      </w:r>
+      <w:proofErr w:type="gramEnd"/>
+      <w:r>
+        <w:t xml:space="preserve"> }}</w:t>
       </w:r>
     </w:p>
     <w:p/>
@@ -2287,7 +2579,6 @@
         <w:jc w:val="left"/>
       </w:pPr>
       <w:r>
-        <w:lastRenderedPageBreak/>
         <w:t>Pós-Graduado em Engenharia de Segurança do Trabalho</w:t>
       </w:r>
     </w:p>
@@ -2326,7 +2617,15 @@
         <w:t>nº</w:t>
       </w:r>
       <w:r>
-        <w:t xml:space="preserve"> 813 da Adpat Brasil</w:t>
+        <w:t xml:space="preserve"> 813 da </w:t>
+      </w:r>
+      <w:proofErr w:type="spellStart"/>
+      <w:r>
+        <w:t>Adpat</w:t>
+      </w:r>
+      <w:proofErr w:type="spellEnd"/>
+      <w:r>
+        <w:t xml:space="preserve"> Brasil</w:t>
       </w:r>
     </w:p>
     <w:sectPr>

--- a/LT_RIGO_001_2026-MODELO.docx
+++ b/LT_RIGO_001_2026-MODELO.docx
@@ -2168,12 +2168,16 @@
     </w:p>
     <w:p>
       <w:pPr>
+        <w:pageBreakBefore/>
         <w:spacing w:line="360" w:lineRule="auto"/>
         <w:jc w:val="center"/>
         <w:rPr>
-          <w:szCs w:val="24"/>
-        </w:rPr>
-      </w:pPr>
+          <w:rFonts w:eastAsiaTheme="majorEastAsia" w:cstheme="majorBidi"/>
+          <w:b/>
+          <w:szCs w:val="32"/>
+        </w:rPr>
+      </w:pPr>
+      <w:bookmarkStart w:id="3" w:name="_Toc226067257"/>
       <w:r>
         <w:rPr>
           <w:szCs w:val="24"/>
@@ -2186,8 +2190,44 @@
         <w:rPr>
           <w:szCs w:val="24"/>
         </w:rPr>
-        <w:t>%}</w:t>
-      </w:r>
+        <w:t xml:space="preserve">%}{{ </w:t>
+      </w:r>
+      <w:proofErr w:type="spellStart"/>
+      <w:r>
+        <w:rPr>
+          <w:szCs w:val="24"/>
+        </w:rPr>
+        <w:t>item</w:t>
+      </w:r>
+      <w:proofErr w:type="gramEnd"/>
+      <w:r>
+        <w:rPr>
+          <w:szCs w:val="24"/>
+        </w:rPr>
+        <w:t>.</w:t>
+      </w:r>
+      <w:proofErr w:type="gramStart"/>
+      <w:r>
+        <w:rPr>
+          <w:szCs w:val="24"/>
+        </w:rPr>
+        <w:t>foto</w:t>
+      </w:r>
+      <w:proofErr w:type="spellEnd"/>
+      <w:r>
+        <w:rPr>
+          <w:szCs w:val="24"/>
+        </w:rPr>
+        <w:t xml:space="preserve"> }</w:t>
+      </w:r>
+      <w:proofErr w:type="gramEnd"/>
+      <w:r>
+        <w:rPr>
+          <w:szCs w:val="24"/>
+        </w:rPr>
+        <w:t>} (</w:t>
+      </w:r>
+      <w:proofErr w:type="gramStart"/>
       <w:r>
         <w:rPr>
           <w:szCs w:val="24"/>
@@ -2213,7 +2253,7 @@
         <w:rPr>
           <w:szCs w:val="24"/>
         </w:rPr>
-        <w:t>foto</w:t>
+        <w:t>ambiente</w:t>
       </w:r>
       <w:proofErr w:type="spellEnd"/>
       <w:r>
@@ -2227,32 +2267,11 @@
         <w:rPr>
           <w:szCs w:val="24"/>
         </w:rPr>
-        <w:t>}</w:t>
-      </w:r>
-    </w:p>
-    <w:p>
-      <w:pPr>
-        <w:spacing w:line="360" w:lineRule="auto"/>
-        <w:jc w:val="center"/>
-        <w:rPr>
-          <w:i/>
-          <w:iCs/>
-          <w:szCs w:val="24"/>
-        </w:rPr>
-      </w:pPr>
-      <w:r>
-        <w:rPr>
-          <w:i/>
-          <w:iCs/>
-          <w:szCs w:val="24"/>
-        </w:rPr>
-        <w:t>(</w:t>
+        <w:t xml:space="preserve">}) – </w:t>
       </w:r>
       <w:proofErr w:type="gramStart"/>
       <w:r>
         <w:rPr>
-          <w:i/>
-          <w:iCs/>
           <w:szCs w:val="24"/>
         </w:rPr>
         <w:t xml:space="preserve">{{ </w:t>
@@ -2260,8 +2279,6 @@
       <w:proofErr w:type="spellStart"/>
       <w:r>
         <w:rPr>
-          <w:i/>
-          <w:iCs/>
           <w:szCs w:val="24"/>
         </w:rPr>
         <w:t>item</w:t>
@@ -2269,8 +2286,6 @@
       <w:proofErr w:type="gramEnd"/>
       <w:r>
         <w:rPr>
-          <w:i/>
-          <w:iCs/>
           <w:szCs w:val="24"/>
         </w:rPr>
         <w:t>.</w:t>
@@ -2278,130 +2293,38 @@
       <w:proofErr w:type="gramStart"/>
       <w:r>
         <w:rPr>
-          <w:i/>
-          <w:iCs/>
-          <w:szCs w:val="24"/>
-        </w:rPr>
-        <w:t>ambiente</w:t>
+          <w:szCs w:val="24"/>
+        </w:rPr>
+        <w:t>legenda</w:t>
       </w:r>
       <w:proofErr w:type="spellEnd"/>
       <w:r>
         <w:rPr>
-          <w:i/>
-          <w:iCs/>
-          <w:szCs w:val="24"/>
-        </w:rPr>
-        <w:t xml:space="preserve"> }</w:t>
+          <w:szCs w:val="24"/>
+        </w:rPr>
+        <w:t xml:space="preserve"> }}{</w:t>
       </w:r>
       <w:proofErr w:type="gramEnd"/>
       <w:r>
         <w:rPr>
-          <w:i/>
-          <w:iCs/>
-          <w:szCs w:val="24"/>
-        </w:rPr>
-        <w:t>}</w:t>
-      </w:r>
-      <w:r>
-        <w:rPr>
-          <w:i/>
-          <w:iCs/>
-          <w:szCs w:val="24"/>
-        </w:rPr>
-        <w:t>)</w:t>
-      </w:r>
-      <w:r>
-        <w:rPr>
-          <w:i/>
-          <w:iCs/>
-          <w:szCs w:val="24"/>
-        </w:rPr>
-        <w:t xml:space="preserve"> – </w:t>
-      </w:r>
-      <w:proofErr w:type="gramStart"/>
-      <w:r>
-        <w:rPr>
-          <w:i/>
-          <w:iCs/>
-          <w:szCs w:val="24"/>
-        </w:rPr>
-        <w:t xml:space="preserve">{{ </w:t>
+          <w:szCs w:val="24"/>
+        </w:rPr>
+        <w:t xml:space="preserve">% </w:t>
       </w:r>
       <w:proofErr w:type="spellStart"/>
       <w:r>
         <w:rPr>
-          <w:i/>
-          <w:iCs/>
-          <w:szCs w:val="24"/>
-        </w:rPr>
-        <w:t>item</w:t>
-      </w:r>
-      <w:proofErr w:type="gramEnd"/>
-      <w:r>
-        <w:rPr>
-          <w:i/>
-          <w:iCs/>
-          <w:szCs w:val="24"/>
-        </w:rPr>
-        <w:t>.</w:t>
-      </w:r>
-      <w:proofErr w:type="gramStart"/>
-      <w:r>
-        <w:rPr>
-          <w:i/>
-          <w:iCs/>
-          <w:szCs w:val="24"/>
-        </w:rPr>
-        <w:t>legenda</w:t>
+          <w:szCs w:val="24"/>
+        </w:rPr>
+        <w:t>endfor</w:t>
       </w:r>
       <w:proofErr w:type="spellEnd"/>
       <w:r>
         <w:rPr>
-          <w:i/>
-          <w:iCs/>
-          <w:szCs w:val="24"/>
-        </w:rPr>
-        <w:t xml:space="preserve"> }</w:t>
-      </w:r>
-      <w:proofErr w:type="gramEnd"/>
-      <w:r>
-        <w:rPr>
-          <w:i/>
-          <w:iCs/>
-          <w:szCs w:val="24"/>
-        </w:rPr>
-        <w:t>}</w:t>
-      </w:r>
-    </w:p>
-    <w:p>
-      <w:pPr>
-        <w:spacing w:line="360" w:lineRule="auto"/>
-        <w:jc w:val="center"/>
-        <w:rPr>
-          <w:szCs w:val="24"/>
-        </w:rPr>
-      </w:pPr>
-      <w:r>
-        <w:rPr>
-          <w:szCs w:val="24"/>
-        </w:rPr>
-        <w:t xml:space="preserve">{% </w:t>
-      </w:r>
-      <w:proofErr w:type="spellStart"/>
-      <w:r>
-        <w:rPr>
-          <w:szCs w:val="24"/>
-        </w:rPr>
-        <w:t>endfor</w:t>
-      </w:r>
-      <w:proofErr w:type="spellEnd"/>
-      <w:r>
-        <w:rPr>
           <w:szCs w:val="24"/>
         </w:rPr>
         <w:t xml:space="preserve"> %}</w:t>
       </w:r>
-      <w:bookmarkStart w:id="3" w:name="_Toc226067257"/>
     </w:p>
     <w:p>
       <w:pPr>

--- a/LT_RIGO_001_2026-MODELO.docx
+++ b/LT_RIGO_001_2026-MODELO.docx
@@ -103,7 +103,6 @@
           <w:szCs w:val="30"/>
         </w:rPr>
       </w:pPr>
-      <w:proofErr w:type="gramStart"/>
       <w:r>
         <w:rPr>
           <w:rFonts w:cs="Arial"/>
@@ -113,7 +112,6 @@
         </w:rPr>
         <w:t xml:space="preserve">{{ </w:t>
       </w:r>
-      <w:proofErr w:type="spellStart"/>
       <w:r>
         <w:rPr>
           <w:rFonts w:cs="Arial"/>
@@ -121,29 +119,8 @@
           <w:sz w:val="18"/>
           <w:szCs w:val="18"/>
         </w:rPr>
-        <w:t>foto</w:t>
-      </w:r>
-      <w:proofErr w:type="gramEnd"/>
-      <w:r>
-        <w:rPr>
-          <w:rFonts w:cs="Arial"/>
-          <w:bCs/>
-          <w:sz w:val="18"/>
-          <w:szCs w:val="18"/>
-        </w:rPr>
-        <w:t>_</w:t>
-      </w:r>
-      <w:proofErr w:type="gramStart"/>
-      <w:r>
-        <w:rPr>
-          <w:rFonts w:cs="Arial"/>
-          <w:bCs/>
-          <w:sz w:val="18"/>
-          <w:szCs w:val="18"/>
-        </w:rPr>
-        <w:t>fachada</w:t>
-      </w:r>
-      <w:proofErr w:type="spellEnd"/>
+        <w:t>foto_fachada</w:t>
+      </w:r>
       <w:r>
         <w:rPr>
           <w:rFonts w:cs="Arial"/>
@@ -160,17 +137,7 @@
           <w:sz w:val="30"/>
           <w:szCs w:val="30"/>
         </w:rPr>
-        <w:t>}</w:t>
-      </w:r>
-      <w:proofErr w:type="gramEnd"/>
-      <w:r>
-        <w:rPr>
-          <w:rFonts w:cs="Arial"/>
-          <w:b/>
-          <w:sz w:val="30"/>
-          <w:szCs w:val="30"/>
-        </w:rPr>
-        <w:t>}</w:t>
+        <w:t>}}</w:t>
       </w:r>
     </w:p>
     <w:p>
@@ -183,7 +150,6 @@
           <w:szCs w:val="24"/>
         </w:rPr>
       </w:pPr>
-      <w:proofErr w:type="gramStart"/>
       <w:r>
         <w:rPr>
           <w:rFonts w:cs="Arial"/>
@@ -192,7 +158,6 @@
         </w:rPr>
         <w:t xml:space="preserve">{{ </w:t>
       </w:r>
-      <w:proofErr w:type="spellStart"/>
       <w:r>
         <w:rPr>
           <w:rFonts w:cs="Arial"/>
@@ -217,8 +182,6 @@
         </w:rPr>
         <w:t>o</w:t>
       </w:r>
-      <w:proofErr w:type="spellEnd"/>
-      <w:proofErr w:type="gramEnd"/>
       <w:r>
         <w:rPr>
           <w:rFonts w:cs="Arial"/>
@@ -269,15 +232,6 @@
         </w:rPr>
         <w:t>Solicitante</w:t>
       </w:r>
-      <w:r>
-        <w:rPr>
-          <w:rFonts w:cs="Arial"/>
-          <w:b/>
-          <w:sz w:val="44"/>
-          <w:szCs w:val="44"/>
-        </w:rPr>
-        <w:t>:</w:t>
-      </w:r>
     </w:p>
     <w:p>
       <w:pPr>
@@ -316,43 +270,74 @@
         </w:rPr>
         <w:t xml:space="preserve">Nome: </w:t>
       </w:r>
-      <w:proofErr w:type="gramStart"/>
       <w:r>
         <w:rPr>
           <w:rFonts w:cs="Arial"/>
           <w:bCs/>
           <w:szCs w:val="24"/>
         </w:rPr>
-        <w:t>{{ nome</w:t>
-      </w:r>
-      <w:proofErr w:type="gramEnd"/>
-      <w:r>
+        <w:t>{{ nome }}</w:t>
+      </w:r>
+    </w:p>
+    <w:p>
+      <w:pPr>
+        <w:spacing w:line="360" w:lineRule="auto"/>
         <w:rPr>
           <w:rFonts w:cs="Arial"/>
           <w:bCs/>
           <w:szCs w:val="24"/>
         </w:rPr>
-        <w:t xml:space="preserve"> }}</w:t>
-      </w:r>
-    </w:p>
-    <w:p>
-      <w:pPr>
-        <w:spacing w:line="360" w:lineRule="auto"/>
+      </w:pPr>
+      <w:r>
+        <w:rPr>
+          <w:rFonts w:cs="Arial"/>
+          <w:b/>
+          <w:szCs w:val="24"/>
+        </w:rPr>
+        <w:t xml:space="preserve">CPF: </w:t>
+      </w:r>
+      <w:r>
         <w:rPr>
           <w:rFonts w:cs="Arial"/>
           <w:bCs/>
           <w:szCs w:val="24"/>
         </w:rPr>
-      </w:pPr>
-      <w:r>
+        <w:t xml:space="preserve">{{ </w:t>
+      </w:r>
+      <w:r>
+        <w:rPr>
+          <w:rFonts w:cs="Arial"/>
+          <w:bCs/>
+          <w:szCs w:val="24"/>
+        </w:rPr>
+        <w:t>cpf</w:t>
+      </w:r>
+      <w:r>
+        <w:rPr>
+          <w:rFonts w:cs="Arial"/>
+          <w:bCs/>
+          <w:szCs w:val="24"/>
+        </w:rPr>
+        <w:t xml:space="preserve"> }}</w:t>
+      </w:r>
+    </w:p>
+    <w:p>
+      <w:pPr>
+        <w:spacing w:line="360" w:lineRule="auto"/>
         <w:rPr>
           <w:rFonts w:cs="Arial"/>
           <w:b/>
           <w:szCs w:val="24"/>
         </w:rPr>
-        <w:t xml:space="preserve">CPF: </w:t>
-      </w:r>
-      <w:proofErr w:type="gramStart"/>
+      </w:pPr>
+      <w:r>
+        <w:rPr>
+          <w:rFonts w:cs="Arial"/>
+          <w:b/>
+          <w:szCs w:val="24"/>
+        </w:rPr>
+        <w:t xml:space="preserve">Apartamento: </w:t>
+      </w:r>
       <w:r>
         <w:rPr>
           <w:rFonts w:cs="Arial"/>
@@ -361,34 +346,89 @@
         </w:rPr>
         <w:t xml:space="preserve">{{ </w:t>
       </w:r>
-      <w:proofErr w:type="spellStart"/>
       <w:r>
         <w:rPr>
           <w:rFonts w:cs="Arial"/>
           <w:bCs/>
           <w:szCs w:val="24"/>
         </w:rPr>
-        <w:t>cpf</w:t>
-      </w:r>
-      <w:proofErr w:type="spellEnd"/>
-      <w:proofErr w:type="gramEnd"/>
+        <w:t>a</w:t>
+      </w:r>
       <w:r>
         <w:rPr>
           <w:rFonts w:cs="Arial"/>
           <w:bCs/>
           <w:szCs w:val="24"/>
         </w:rPr>
+        <w:t>partamento</w:t>
+      </w:r>
+      <w:r>
+        <w:rPr>
+          <w:rFonts w:cs="Arial"/>
+          <w:bCs/>
+          <w:szCs w:val="24"/>
+        </w:rPr>
         <w:t xml:space="preserve"> }}</w:t>
       </w:r>
     </w:p>
     <w:p>
       <w:pPr>
         <w:spacing w:line="360" w:lineRule="auto"/>
+        <w:rPr>
+          <w:rFonts w:cs="Arial"/>
+          <w:bCs/>
+          <w:szCs w:val="24"/>
+        </w:rPr>
+      </w:pPr>
+      <w:r>
         <w:rPr>
           <w:rFonts w:cs="Arial"/>
           <w:b/>
           <w:szCs w:val="24"/>
         </w:rPr>
+        <w:t xml:space="preserve">Torre: </w:t>
+      </w:r>
+      <w:r>
+        <w:rPr>
+          <w:rFonts w:cs="Arial"/>
+          <w:bCs/>
+          <w:szCs w:val="24"/>
+        </w:rPr>
+        <w:t xml:space="preserve">{{ </w:t>
+      </w:r>
+      <w:r>
+        <w:rPr>
+          <w:rFonts w:cs="Arial"/>
+          <w:bCs/>
+          <w:szCs w:val="24"/>
+        </w:rPr>
+        <w:t>t</w:t>
+      </w:r>
+      <w:r>
+        <w:rPr>
+          <w:rFonts w:cs="Arial"/>
+          <w:bCs/>
+          <w:szCs w:val="24"/>
+        </w:rPr>
+        <w:t>orre</w:t>
+      </w:r>
+      <w:r>
+        <w:rPr>
+          <w:rFonts w:cs="Arial"/>
+          <w:bCs/>
+          <w:szCs w:val="24"/>
+        </w:rPr>
+        <w:t xml:space="preserve"> }}</w:t>
+      </w:r>
+    </w:p>
+    <w:p>
+      <w:pPr>
+        <w:spacing w:line="360" w:lineRule="auto"/>
+        <w:rPr>
+          <w:rFonts w:cs="Arial"/>
+          <w:bCs/>
+          <w:szCs w:val="24"/>
+        </w:rPr>
       </w:pPr>
       <w:r>
         <w:rPr>
@@ -396,9 +436,8 @@
           <w:b/>
           <w:szCs w:val="24"/>
         </w:rPr>
-        <w:t xml:space="preserve">Apartamento: </w:t>
-      </w:r>
-      <w:proofErr w:type="gramStart"/>
+        <w:t xml:space="preserve">Data da Vistoria: </w:t>
+      </w:r>
       <w:r>
         <w:rPr>
           <w:rFonts w:cs="Arial"/>
@@ -413,7 +452,7 @@
           <w:bCs/>
           <w:szCs w:val="24"/>
         </w:rPr>
-        <w:t>a</w:t>
+        <w:t>d</w:t>
       </w:r>
       <w:r>
         <w:rPr>
@@ -421,43 +460,31 @@
           <w:bCs/>
           <w:szCs w:val="24"/>
         </w:rPr>
-        <w:t>partamento</w:t>
-      </w:r>
-      <w:proofErr w:type="gramEnd"/>
+        <w:t>ata</w:t>
+      </w:r>
       <w:r>
         <w:rPr>
           <w:rFonts w:cs="Arial"/>
           <w:bCs/>
           <w:szCs w:val="24"/>
         </w:rPr>
-        <w:t xml:space="preserve"> }}</w:t>
-      </w:r>
-    </w:p>
-    <w:p>
-      <w:pPr>
-        <w:spacing w:line="360" w:lineRule="auto"/>
+        <w:t>_</w:t>
+      </w:r>
+      <w:r>
         <w:rPr>
           <w:rFonts w:cs="Arial"/>
           <w:bCs/>
           <w:szCs w:val="24"/>
         </w:rPr>
-      </w:pPr>
-      <w:r>
-        <w:rPr>
-          <w:rFonts w:cs="Arial"/>
-          <w:b/>
-          <w:szCs w:val="24"/>
-        </w:rPr>
-        <w:t xml:space="preserve">Torre: </w:t>
-      </w:r>
-      <w:proofErr w:type="gramStart"/>
+        <w:t>da</w:t>
+      </w:r>
       <w:r>
         <w:rPr>
           <w:rFonts w:cs="Arial"/>
           <w:bCs/>
           <w:szCs w:val="24"/>
         </w:rPr>
-        <w:t xml:space="preserve">{{ </w:t>
+        <w:t>_</w:t>
       </w:r>
       <w:r>
         <w:rPr>
@@ -465,7 +492,7 @@
           <w:bCs/>
           <w:szCs w:val="24"/>
         </w:rPr>
-        <w:t>t</w:t>
+        <w:t>Vis</w:t>
       </w:r>
       <w:r>
         <w:rPr>
@@ -473,112 +500,7 @@
           <w:bCs/>
           <w:szCs w:val="24"/>
         </w:rPr>
-        <w:t>orre</w:t>
-      </w:r>
-      <w:proofErr w:type="gramEnd"/>
-      <w:r>
-        <w:rPr>
-          <w:rFonts w:cs="Arial"/>
-          <w:bCs/>
-          <w:szCs w:val="24"/>
-        </w:rPr>
         <w:t xml:space="preserve"> }}</w:t>
-      </w:r>
-    </w:p>
-    <w:p>
-      <w:pPr>
-        <w:spacing w:line="360" w:lineRule="auto"/>
-        <w:rPr>
-          <w:rFonts w:cs="Arial"/>
-          <w:bCs/>
-          <w:szCs w:val="24"/>
-        </w:rPr>
-      </w:pPr>
-      <w:r>
-        <w:rPr>
-          <w:rFonts w:cs="Arial"/>
-          <w:b/>
-          <w:szCs w:val="24"/>
-        </w:rPr>
-        <w:t xml:space="preserve">Data da Vistoria: </w:t>
-      </w:r>
-      <w:proofErr w:type="gramStart"/>
-      <w:r>
-        <w:rPr>
-          <w:rFonts w:cs="Arial"/>
-          <w:bCs/>
-          <w:szCs w:val="24"/>
-        </w:rPr>
-        <w:t xml:space="preserve">{{ </w:t>
-      </w:r>
-      <w:proofErr w:type="spellStart"/>
-      <w:r>
-        <w:rPr>
-          <w:rFonts w:cs="Arial"/>
-          <w:bCs/>
-          <w:szCs w:val="24"/>
-        </w:rPr>
-        <w:t>d</w:t>
-      </w:r>
-      <w:r>
-        <w:rPr>
-          <w:rFonts w:cs="Arial"/>
-          <w:bCs/>
-          <w:szCs w:val="24"/>
-        </w:rPr>
-        <w:t>ata</w:t>
-      </w:r>
-      <w:proofErr w:type="gramEnd"/>
-      <w:r>
-        <w:rPr>
-          <w:rFonts w:cs="Arial"/>
-          <w:bCs/>
-          <w:szCs w:val="24"/>
-        </w:rPr>
-        <w:t>_</w:t>
-      </w:r>
-      <w:r>
-        <w:rPr>
-          <w:rFonts w:cs="Arial"/>
-          <w:bCs/>
-          <w:szCs w:val="24"/>
-        </w:rPr>
-        <w:t>da</w:t>
-      </w:r>
-      <w:r>
-        <w:rPr>
-          <w:rFonts w:cs="Arial"/>
-          <w:bCs/>
-          <w:szCs w:val="24"/>
-        </w:rPr>
-        <w:t>_</w:t>
-      </w:r>
-      <w:proofErr w:type="gramStart"/>
-      <w:r>
-        <w:rPr>
-          <w:rFonts w:cs="Arial"/>
-          <w:bCs/>
-          <w:szCs w:val="24"/>
-        </w:rPr>
-        <w:t>Vis</w:t>
-      </w:r>
-      <w:proofErr w:type="spellEnd"/>
-      <w:r>
-        <w:rPr>
-          <w:rFonts w:cs="Arial"/>
-          <w:bCs/>
-          <w:szCs w:val="24"/>
-        </w:rPr>
-        <w:t xml:space="preserve"> }</w:t>
-      </w:r>
-      <w:proofErr w:type="gramEnd"/>
-      <w:r>
-        <w:rPr>
-          <w:rFonts w:cs="Arial"/>
-          <w:bCs/>
-          <w:szCs w:val="24"/>
-        </w:rPr>
-        <w:t>}</w:t>
       </w:r>
     </w:p>
     <w:p>
@@ -1409,13 +1331,8 @@
         <w:t xml:space="preserve"> impossibilitando a devida vistoria</w:t>
       </w:r>
       <w:r>
-        <w:t xml:space="preserve"> </w:t>
-      </w:r>
-      <w:proofErr w:type="gramStart"/>
-      <w:r>
-        <w:t>dos mesmos</w:t>
-      </w:r>
-      <w:proofErr w:type="gramEnd"/>
+        <w:t xml:space="preserve"> dos mesmos</w:t>
+      </w:r>
       <w:r>
         <w:t>.</w:t>
       </w:r>
@@ -2183,147 +2100,7 @@
           <w:szCs w:val="24"/>
         </w:rPr>
         <w:lastRenderedPageBreak/>
-        <w:t xml:space="preserve">{% for item in registros </w:t>
-      </w:r>
-      <w:proofErr w:type="gramStart"/>
-      <w:r>
-        <w:rPr>
-          <w:szCs w:val="24"/>
-        </w:rPr>
-        <w:t xml:space="preserve">%}{{ </w:t>
-      </w:r>
-      <w:proofErr w:type="spellStart"/>
-      <w:r>
-        <w:rPr>
-          <w:szCs w:val="24"/>
-        </w:rPr>
-        <w:t>item</w:t>
-      </w:r>
-      <w:proofErr w:type="gramEnd"/>
-      <w:r>
-        <w:rPr>
-          <w:szCs w:val="24"/>
-        </w:rPr>
-        <w:t>.</w:t>
-      </w:r>
-      <w:proofErr w:type="gramStart"/>
-      <w:r>
-        <w:rPr>
-          <w:szCs w:val="24"/>
-        </w:rPr>
-        <w:t>foto</w:t>
-      </w:r>
-      <w:proofErr w:type="spellEnd"/>
-      <w:r>
-        <w:rPr>
-          <w:szCs w:val="24"/>
-        </w:rPr>
-        <w:t xml:space="preserve"> }</w:t>
-      </w:r>
-      <w:proofErr w:type="gramEnd"/>
-      <w:r>
-        <w:rPr>
-          <w:szCs w:val="24"/>
-        </w:rPr>
-        <w:t>} (</w:t>
-      </w:r>
-      <w:proofErr w:type="gramStart"/>
-      <w:r>
-        <w:rPr>
-          <w:szCs w:val="24"/>
-        </w:rPr>
-        <w:t xml:space="preserve">{{ </w:t>
-      </w:r>
-      <w:proofErr w:type="spellStart"/>
-      <w:r>
-        <w:rPr>
-          <w:szCs w:val="24"/>
-        </w:rPr>
-        <w:t>item</w:t>
-      </w:r>
-      <w:proofErr w:type="gramEnd"/>
-      <w:r>
-        <w:rPr>
-          <w:szCs w:val="24"/>
-        </w:rPr>
-        <w:t>.</w:t>
-      </w:r>
-      <w:proofErr w:type="gramStart"/>
-      <w:r>
-        <w:rPr>
-          <w:szCs w:val="24"/>
-        </w:rPr>
-        <w:t>ambiente</w:t>
-      </w:r>
-      <w:proofErr w:type="spellEnd"/>
-      <w:r>
-        <w:rPr>
-          <w:szCs w:val="24"/>
-        </w:rPr>
-        <w:t xml:space="preserve"> }</w:t>
-      </w:r>
-      <w:proofErr w:type="gramEnd"/>
-      <w:r>
-        <w:rPr>
-          <w:szCs w:val="24"/>
-        </w:rPr>
-        <w:t xml:space="preserve">}) – </w:t>
-      </w:r>
-      <w:proofErr w:type="gramStart"/>
-      <w:r>
-        <w:rPr>
-          <w:szCs w:val="24"/>
-        </w:rPr>
-        <w:t xml:space="preserve">{{ </w:t>
-      </w:r>
-      <w:proofErr w:type="spellStart"/>
-      <w:r>
-        <w:rPr>
-          <w:szCs w:val="24"/>
-        </w:rPr>
-        <w:t>item</w:t>
-      </w:r>
-      <w:proofErr w:type="gramEnd"/>
-      <w:r>
-        <w:rPr>
-          <w:szCs w:val="24"/>
-        </w:rPr>
-        <w:t>.</w:t>
-      </w:r>
-      <w:proofErr w:type="gramStart"/>
-      <w:r>
-        <w:rPr>
-          <w:szCs w:val="24"/>
-        </w:rPr>
-        <w:t>legenda</w:t>
-      </w:r>
-      <w:proofErr w:type="spellEnd"/>
-      <w:r>
-        <w:rPr>
-          <w:szCs w:val="24"/>
-        </w:rPr>
-        <w:t xml:space="preserve"> }}{</w:t>
-      </w:r>
-      <w:proofErr w:type="gramEnd"/>
-      <w:r>
-        <w:rPr>
-          <w:szCs w:val="24"/>
-        </w:rPr>
-        <w:t xml:space="preserve">% </w:t>
-      </w:r>
-      <w:proofErr w:type="spellStart"/>
-      <w:r>
-        <w:rPr>
-          <w:szCs w:val="24"/>
-        </w:rPr>
-        <w:t>endfor</w:t>
-      </w:r>
-      <w:proofErr w:type="spellEnd"/>
-      <w:r>
-        <w:rPr>
-          <w:szCs w:val="24"/>
-        </w:rPr>
-        <w:t xml:space="preserve"> %}</w:t>
+        <w:t>{% for item in registros %}{{ item.foto }} ({{ item.ambiente }}) – {{ item.legenda }}{% endfor %}</w:t>
       </w:r>
     </w:p>
     <w:p>
@@ -2376,73 +2153,26 @@
       <w:r>
         <w:t xml:space="preserve">São Paulo, SP, </w:t>
       </w:r>
-      <w:proofErr w:type="gramStart"/>
-      <w:r>
-        <w:t xml:space="preserve">{{ </w:t>
-      </w:r>
-      <w:proofErr w:type="spellStart"/>
-      <w:r>
-        <w:t>dia</w:t>
-      </w:r>
-      <w:proofErr w:type="gramEnd"/>
-      <w:r>
-        <w:t>_</w:t>
-      </w:r>
-      <w:proofErr w:type="gramStart"/>
-      <w:r>
-        <w:t>laudo</w:t>
-      </w:r>
-      <w:proofErr w:type="spellEnd"/>
-      <w:r>
-        <w:t xml:space="preserve"> }</w:t>
-      </w:r>
-      <w:proofErr w:type="gramEnd"/>
-      <w:r>
-        <w:t xml:space="preserve">} </w:t>
+      <w:r>
+        <w:t xml:space="preserve">{{ dia_laudo }} </w:t>
       </w:r>
       <w:r>
         <w:t xml:space="preserve">de </w:t>
       </w:r>
-      <w:proofErr w:type="gramStart"/>
-      <w:r>
-        <w:t xml:space="preserve">{{ </w:t>
-      </w:r>
-      <w:proofErr w:type="spellStart"/>
-      <w:r>
-        <w:t>m</w:t>
+      <w:r>
+        <w:t>{{ m</w:t>
       </w:r>
       <w:r>
         <w:t>e</w:t>
       </w:r>
       <w:r>
-        <w:t>s</w:t>
-      </w:r>
-      <w:proofErr w:type="gramEnd"/>
-      <w:r>
-        <w:t>_laudo_</w:t>
-      </w:r>
-      <w:proofErr w:type="gramStart"/>
-      <w:r>
-        <w:t>extenso</w:t>
-      </w:r>
-      <w:proofErr w:type="spellEnd"/>
-      <w:r>
-        <w:t xml:space="preserve"> }</w:t>
-      </w:r>
-      <w:proofErr w:type="gramEnd"/>
-      <w:r>
-        <w:t>}</w:t>
+        <w:t>s_laudo_extenso }}</w:t>
       </w:r>
       <w:r>
         <w:t xml:space="preserve"> de </w:t>
       </w:r>
-      <w:proofErr w:type="gramStart"/>
-      <w:r>
-        <w:t>{{ ano</w:t>
-      </w:r>
-      <w:proofErr w:type="gramEnd"/>
-      <w:r>
-        <w:t xml:space="preserve"> }}</w:t>
+      <w:r>
+        <w:t>{{ ano }}</w:t>
       </w:r>
     </w:p>
     <w:p/>
@@ -2540,15 +2270,7 @@
         <w:t>nº</w:t>
       </w:r>
       <w:r>
-        <w:t xml:space="preserve"> 813 da </w:t>
-      </w:r>
-      <w:proofErr w:type="spellStart"/>
-      <w:r>
-        <w:t>Adpat</w:t>
-      </w:r>
-      <w:proofErr w:type="spellEnd"/>
-      <w:r>
-        <w:t xml:space="preserve"> Brasil</w:t>
+        <w:t xml:space="preserve"> 813 da Adpat Brasil</w:t>
       </w:r>
     </w:p>
     <w:sectPr>
